--- a/2026OOPL_T48_report.docx
+++ b/2026OOPL_T48_report.docx
@@ -235,21 +235,7 @@
           <w:rFonts w:ascii="標楷體" w:eastAsia="標楷體" w:hAnsi="標楷體" w:cs="Times New Roman"/>
           <w:sz w:val="32"/>
         </w:rPr>
-        <w:t>第</w:t>
-      </w:r>
-      <w:r>
-        <w:rPr>
-          <w:rFonts w:ascii="標楷體" w:eastAsia="標楷體" w:hAnsi="標楷體" w:cs="Times New Roman"/>
-          <w:sz w:val="32"/>
-        </w:rPr>
-        <w:t>48</w:t>
-      </w:r>
-      <w:r>
-        <w:rPr>
-          <w:rFonts w:ascii="標楷體" w:eastAsia="標楷體" w:hAnsi="標楷體" w:cs="Times New Roman"/>
-          <w:sz w:val="32"/>
-        </w:rPr>
-        <w:t>組</w:t>
+        <w:t>第48組</w:t>
       </w:r>
     </w:p>
     <w:p>
@@ -340,6 +326,7 @@
           <w:spacing w:val="-6"/>
           <w:sz w:val="32"/>
         </w:rPr>
+        <w:lastRenderedPageBreak/>
         <w:t>目錄</w:t>
       </w:r>
     </w:p>
@@ -365,16 +352,13 @@
               <w:tab w:val="right" w:leader="dot" w:pos="8496"/>
             </w:tabs>
             <w:rPr>
-              <w:rFonts w:ascii="標楷體" w:eastAsia="標楷體" w:hAnsi="標楷體" w:cstheme="minorBidi"/>
+              <w:rFonts w:asciiTheme="minorHAnsi" w:eastAsiaTheme="minorEastAsia" w:hAnsiTheme="minorHAnsi" w:cstheme="minorBidi"/>
               <w:noProof/>
               <w:kern w:val="2"/>
               <w14:ligatures w14:val="standardContextual"/>
             </w:rPr>
           </w:pPr>
           <w:r>
-            <w:rPr>
-              <w:rFonts w:ascii="標楷體" w:eastAsia="標楷體" w:hAnsi="標楷體"/>
-            </w:rPr>
             <w:fldChar w:fldCharType="begin"/>
           </w:r>
           <w:r>
@@ -392,7 +376,7 @@
             </w:rPr>
             <w:fldChar w:fldCharType="separate"/>
           </w:r>
-          <w:hyperlink w:anchor="_Toc230388068" w:history="1">
+          <w:hyperlink w:anchor="_Toc230388375" w:history="1">
             <w:r>
               <w:rPr>
                 <w:rStyle w:val="a3"/>
@@ -403,7 +387,7 @@
             </w:r>
             <w:r>
               <w:rPr>
-                <w:rFonts w:ascii="標楷體" w:eastAsia="標楷體" w:hAnsi="標楷體" w:cstheme="minorBidi"/>
+                <w:rFonts w:asciiTheme="minorHAnsi" w:eastAsiaTheme="minorEastAsia" w:hAnsiTheme="minorHAnsi" w:cstheme="minorBidi"/>
                 <w:noProof/>
                 <w:kern w:val="2"/>
                 <w14:ligatures w14:val="standardContextual"/>
@@ -421,7 +405,6 @@
             </w:r>
             <w:r>
               <w:rPr>
-                <w:rFonts w:ascii="標楷體" w:eastAsia="標楷體" w:hAnsi="標楷體"/>
                 <w:noProof/>
                 <w:webHidden/>
               </w:rPr>
@@ -429,7 +412,6 @@
             </w:r>
             <w:r>
               <w:rPr>
-                <w:rFonts w:ascii="標楷體" w:eastAsia="標楷體" w:hAnsi="標楷體"/>
                 <w:noProof/>
                 <w:webHidden/>
               </w:rPr>
@@ -437,22 +419,19 @@
             </w:r>
             <w:r>
               <w:rPr>
-                <w:rFonts w:ascii="標楷體" w:eastAsia="標楷體" w:hAnsi="標楷體"/>
-                <w:noProof/>
-                <w:webHidden/>
-              </w:rPr>
-              <w:instrText xml:space="preserve"> PAGEREF _Toc230388068 \h </w:instrText>
-            </w:r>
-            <w:r>
-              <w:rPr>
-                <w:rFonts w:ascii="標楷體" w:eastAsia="標楷體" w:hAnsi="標楷體"/>
-                <w:noProof/>
-                <w:webHidden/>
-              </w:rPr>
-            </w:r>
-            <w:r>
-              <w:rPr>
-                <w:rFonts w:ascii="標楷體" w:eastAsia="標楷體" w:hAnsi="標楷體"/>
+                <w:noProof/>
+                <w:webHidden/>
+              </w:rPr>
+              <w:instrText xml:space="preserve"> PAGEREF _Toc230388375 \h </w:instrText>
+            </w:r>
+            <w:r>
+              <w:rPr>
+                <w:noProof/>
+                <w:webHidden/>
+              </w:rPr>
+            </w:r>
+            <w:r>
+              <w:rPr>
                 <w:noProof/>
                 <w:webHidden/>
               </w:rPr>
@@ -460,7 +439,6 @@
             </w:r>
             <w:r>
               <w:rPr>
-                <w:rFonts w:ascii="標楷體" w:eastAsia="標楷體" w:hAnsi="標楷體"/>
                 <w:noProof/>
                 <w:webHidden/>
               </w:rPr>
@@ -468,7 +446,6 @@
             </w:r>
             <w:r>
               <w:rPr>
-                <w:rFonts w:ascii="標楷體" w:eastAsia="標楷體" w:hAnsi="標楷體"/>
                 <w:noProof/>
                 <w:webHidden/>
               </w:rPr>
@@ -484,24 +461,24 @@
               <w:tab w:val="right" w:leader="dot" w:pos="8496"/>
             </w:tabs>
             <w:rPr>
-              <w:rFonts w:ascii="標楷體" w:eastAsia="標楷體" w:hAnsi="標楷體" w:cstheme="minorBidi"/>
+              <w:rFonts w:asciiTheme="minorHAnsi" w:eastAsiaTheme="minorEastAsia" w:hAnsiTheme="minorHAnsi" w:cstheme="minorBidi"/>
               <w:noProof/>
               <w:kern w:val="2"/>
               <w14:ligatures w14:val="standardContextual"/>
             </w:rPr>
           </w:pPr>
-          <w:hyperlink w:anchor="_Toc230388069" w:history="1">
+          <w:hyperlink w:anchor="_Toc230388376" w:history="1">
             <w:r>
               <w:rPr>
                 <w:rStyle w:val="a3"/>
-                <w:rFonts w:ascii="標楷體" w:eastAsia="標楷體" w:hAnsi="標楷體" w:cs="Times New Roman"/>
+                <w:rFonts w:eastAsia="Times New Roman" w:cs="Times New Roman"/>
                 <w:noProof/>
               </w:rPr>
               <w:t>1.</w:t>
             </w:r>
             <w:r>
               <w:rPr>
-                <w:rFonts w:ascii="標楷體" w:eastAsia="標楷體" w:hAnsi="標楷體" w:cstheme="minorBidi"/>
+                <w:rFonts w:asciiTheme="minorHAnsi" w:eastAsiaTheme="minorEastAsia" w:hAnsiTheme="minorHAnsi" w:cstheme="minorBidi"/>
                 <w:noProof/>
                 <w:kern w:val="2"/>
                 <w14:ligatures w14:val="standardContextual"/>
@@ -511,7 +488,7 @@
             <w:r>
               <w:rPr>
                 <w:rStyle w:val="a3"/>
-                <w:rFonts w:ascii="標楷體" w:eastAsia="標楷體" w:hAnsi="標楷體" w:cs="Times New Roman" w:hint="eastAsia"/>
+                <w:rFonts w:ascii="標楷體" w:hAnsi="標楷體" w:cs="Times New Roman" w:hint="eastAsia"/>
                 <w:noProof/>
                 <w:spacing w:val="-3"/>
               </w:rPr>
@@ -519,7 +496,6 @@
             </w:r>
             <w:r>
               <w:rPr>
-                <w:rFonts w:ascii="標楷體" w:eastAsia="標楷體" w:hAnsi="標楷體"/>
                 <w:noProof/>
                 <w:webHidden/>
               </w:rPr>
@@ -527,7 +503,6 @@
             </w:r>
             <w:r>
               <w:rPr>
-                <w:rFonts w:ascii="標楷體" w:eastAsia="標楷體" w:hAnsi="標楷體"/>
                 <w:noProof/>
                 <w:webHidden/>
               </w:rPr>
@@ -535,22 +510,19 @@
             </w:r>
             <w:r>
               <w:rPr>
-                <w:rFonts w:ascii="標楷體" w:eastAsia="標楷體" w:hAnsi="標楷體"/>
-                <w:noProof/>
-                <w:webHidden/>
-              </w:rPr>
-              <w:instrText xml:space="preserve"> PAGEREF _Toc230388069 \h </w:instrText>
-            </w:r>
-            <w:r>
-              <w:rPr>
-                <w:rFonts w:ascii="標楷體" w:eastAsia="標楷體" w:hAnsi="標楷體"/>
-                <w:noProof/>
-                <w:webHidden/>
-              </w:rPr>
-            </w:r>
-            <w:r>
-              <w:rPr>
-                <w:rFonts w:ascii="標楷體" w:eastAsia="標楷體" w:hAnsi="標楷體"/>
+                <w:noProof/>
+                <w:webHidden/>
+              </w:rPr>
+              <w:instrText xml:space="preserve"> PAGEREF _Toc230388376 \h </w:instrText>
+            </w:r>
+            <w:r>
+              <w:rPr>
+                <w:noProof/>
+                <w:webHidden/>
+              </w:rPr>
+            </w:r>
+            <w:r>
+              <w:rPr>
                 <w:noProof/>
                 <w:webHidden/>
               </w:rPr>
@@ -558,7 +530,6 @@
             </w:r>
             <w:r>
               <w:rPr>
-                <w:rFonts w:ascii="標楷體" w:eastAsia="標楷體" w:hAnsi="標楷體"/>
                 <w:noProof/>
                 <w:webHidden/>
               </w:rPr>
@@ -566,7 +537,6 @@
             </w:r>
             <w:r>
               <w:rPr>
-                <w:rFonts w:ascii="標楷體" w:eastAsia="標楷體" w:hAnsi="標楷體"/>
                 <w:noProof/>
                 <w:webHidden/>
               </w:rPr>
@@ -582,24 +552,24 @@
               <w:tab w:val="right" w:leader="dot" w:pos="8496"/>
             </w:tabs>
             <w:rPr>
-              <w:rFonts w:ascii="標楷體" w:eastAsia="標楷體" w:hAnsi="標楷體" w:cstheme="minorBidi"/>
+              <w:rFonts w:asciiTheme="minorHAnsi" w:eastAsiaTheme="minorEastAsia" w:hAnsiTheme="minorHAnsi" w:cstheme="minorBidi"/>
               <w:noProof/>
               <w:kern w:val="2"/>
               <w14:ligatures w14:val="standardContextual"/>
             </w:rPr>
           </w:pPr>
-          <w:hyperlink w:anchor="_Toc230388070" w:history="1">
+          <w:hyperlink w:anchor="_Toc230388377" w:history="1">
             <w:r>
               <w:rPr>
                 <w:rStyle w:val="a3"/>
-                <w:rFonts w:ascii="標楷體" w:eastAsia="標楷體" w:hAnsi="標楷體" w:cs="Times New Roman"/>
+                <w:rFonts w:eastAsia="Times New Roman" w:cs="Times New Roman"/>
                 <w:noProof/>
               </w:rPr>
               <w:t>2.</w:t>
             </w:r>
             <w:r>
               <w:rPr>
-                <w:rFonts w:ascii="標楷體" w:eastAsia="標楷體" w:hAnsi="標楷體" w:cstheme="minorBidi"/>
+                <w:rFonts w:asciiTheme="minorHAnsi" w:eastAsiaTheme="minorEastAsia" w:hAnsiTheme="minorHAnsi" w:cstheme="minorBidi"/>
                 <w:noProof/>
                 <w:kern w:val="2"/>
                 <w14:ligatures w14:val="standardContextual"/>
@@ -609,14 +579,13 @@
             <w:r>
               <w:rPr>
                 <w:rStyle w:val="a3"/>
-                <w:rFonts w:ascii="標楷體" w:eastAsia="標楷體" w:hAnsi="標楷體" w:hint="eastAsia"/>
+                <w:rFonts w:ascii="標楷體" w:hAnsi="標楷體" w:hint="eastAsia"/>
                 <w:noProof/>
               </w:rPr>
               <w:t>開發動機與技術挑戰</w:t>
             </w:r>
             <w:r>
               <w:rPr>
-                <w:rFonts w:ascii="標楷體" w:eastAsia="標楷體" w:hAnsi="標楷體"/>
                 <w:noProof/>
                 <w:webHidden/>
               </w:rPr>
@@ -624,7 +593,6 @@
             </w:r>
             <w:r>
               <w:rPr>
-                <w:rFonts w:ascii="標楷體" w:eastAsia="標楷體" w:hAnsi="標楷體"/>
                 <w:noProof/>
                 <w:webHidden/>
               </w:rPr>
@@ -632,22 +600,19 @@
             </w:r>
             <w:r>
               <w:rPr>
-                <w:rFonts w:ascii="標楷體" w:eastAsia="標楷體" w:hAnsi="標楷體"/>
-                <w:noProof/>
-                <w:webHidden/>
-              </w:rPr>
-              <w:instrText xml:space="preserve"> PAGEREF _Toc230388070 \h </w:instrText>
-            </w:r>
-            <w:r>
-              <w:rPr>
-                <w:rFonts w:ascii="標楷體" w:eastAsia="標楷體" w:hAnsi="標楷體"/>
-                <w:noProof/>
-                <w:webHidden/>
-              </w:rPr>
-            </w:r>
-            <w:r>
-              <w:rPr>
-                <w:rFonts w:ascii="標楷體" w:eastAsia="標楷體" w:hAnsi="標楷體"/>
+                <w:noProof/>
+                <w:webHidden/>
+              </w:rPr>
+              <w:instrText xml:space="preserve"> PAGEREF _Toc230388377 \h </w:instrText>
+            </w:r>
+            <w:r>
+              <w:rPr>
+                <w:noProof/>
+                <w:webHidden/>
+              </w:rPr>
+            </w:r>
+            <w:r>
+              <w:rPr>
                 <w:noProof/>
                 <w:webHidden/>
               </w:rPr>
@@ -655,7 +620,6 @@
             </w:r>
             <w:r>
               <w:rPr>
-                <w:rFonts w:ascii="標楷體" w:eastAsia="標楷體" w:hAnsi="標楷體"/>
                 <w:noProof/>
                 <w:webHidden/>
               </w:rPr>
@@ -663,7 +627,6 @@
             </w:r>
             <w:r>
               <w:rPr>
-                <w:rFonts w:ascii="標楷體" w:eastAsia="標楷體" w:hAnsi="標楷體"/>
                 <w:noProof/>
                 <w:webHidden/>
               </w:rPr>
@@ -678,13 +641,13 @@
               <w:tab w:val="right" w:leader="dot" w:pos="8496"/>
             </w:tabs>
             <w:rPr>
-              <w:rFonts w:ascii="標楷體" w:eastAsia="標楷體" w:hAnsi="標楷體" w:cstheme="minorBidi"/>
+              <w:rFonts w:asciiTheme="minorHAnsi" w:eastAsiaTheme="minorEastAsia" w:hAnsiTheme="minorHAnsi" w:cstheme="minorBidi"/>
               <w:noProof/>
               <w:kern w:val="2"/>
               <w14:ligatures w14:val="standardContextual"/>
             </w:rPr>
           </w:pPr>
-          <w:hyperlink w:anchor="_Toc230388071" w:history="1">
+          <w:hyperlink w:anchor="_Toc230388378" w:history="1">
             <w:r>
               <w:rPr>
                 <w:rStyle w:val="a3"/>
@@ -695,7 +658,7 @@
             </w:r>
             <w:r>
               <w:rPr>
-                <w:rFonts w:ascii="標楷體" w:eastAsia="標楷體" w:hAnsi="標楷體" w:cstheme="minorBidi"/>
+                <w:rFonts w:asciiTheme="minorHAnsi" w:eastAsiaTheme="minorEastAsia" w:hAnsiTheme="minorHAnsi" w:cstheme="minorBidi"/>
                 <w:noProof/>
                 <w:kern w:val="2"/>
                 <w14:ligatures w14:val="standardContextual"/>
@@ -713,7 +676,6 @@
             </w:r>
             <w:r>
               <w:rPr>
-                <w:rFonts w:ascii="標楷體" w:eastAsia="標楷體" w:hAnsi="標楷體"/>
                 <w:noProof/>
                 <w:webHidden/>
               </w:rPr>
@@ -721,7 +683,6 @@
             </w:r>
             <w:r>
               <w:rPr>
-                <w:rFonts w:ascii="標楷體" w:eastAsia="標楷體" w:hAnsi="標楷體"/>
                 <w:noProof/>
                 <w:webHidden/>
               </w:rPr>
@@ -729,22 +690,19 @@
             </w:r>
             <w:r>
               <w:rPr>
-                <w:rFonts w:ascii="標楷體" w:eastAsia="標楷體" w:hAnsi="標楷體"/>
-                <w:noProof/>
-                <w:webHidden/>
-              </w:rPr>
-              <w:instrText xml:space="preserve"> PAGEREF _Toc230388071 \h </w:instrText>
-            </w:r>
-            <w:r>
-              <w:rPr>
-                <w:rFonts w:ascii="標楷體" w:eastAsia="標楷體" w:hAnsi="標楷體"/>
-                <w:noProof/>
-                <w:webHidden/>
-              </w:rPr>
-            </w:r>
-            <w:r>
-              <w:rPr>
-                <w:rFonts w:ascii="標楷體" w:eastAsia="標楷體" w:hAnsi="標楷體"/>
+                <w:noProof/>
+                <w:webHidden/>
+              </w:rPr>
+              <w:instrText xml:space="preserve"> PAGEREF _Toc230388378 \h </w:instrText>
+            </w:r>
+            <w:r>
+              <w:rPr>
+                <w:noProof/>
+                <w:webHidden/>
+              </w:rPr>
+            </w:r>
+            <w:r>
+              <w:rPr>
                 <w:noProof/>
                 <w:webHidden/>
               </w:rPr>
@@ -752,7 +710,6 @@
             </w:r>
             <w:r>
               <w:rPr>
-                <w:rFonts w:ascii="標楷體" w:eastAsia="標楷體" w:hAnsi="標楷體"/>
                 <w:noProof/>
                 <w:webHidden/>
               </w:rPr>
@@ -760,7 +717,6 @@
             </w:r>
             <w:r>
               <w:rPr>
-                <w:rFonts w:ascii="標楷體" w:eastAsia="標楷體" w:hAnsi="標楷體"/>
                 <w:noProof/>
                 <w:webHidden/>
               </w:rPr>
@@ -776,24 +732,24 @@
               <w:tab w:val="right" w:leader="dot" w:pos="8496"/>
             </w:tabs>
             <w:rPr>
-              <w:rFonts w:ascii="標楷體" w:eastAsia="標楷體" w:hAnsi="標楷體" w:cstheme="minorBidi"/>
+              <w:rFonts w:asciiTheme="minorHAnsi" w:eastAsiaTheme="minorEastAsia" w:hAnsiTheme="minorHAnsi" w:cstheme="minorBidi"/>
               <w:noProof/>
               <w:kern w:val="2"/>
               <w14:ligatures w14:val="standardContextual"/>
             </w:rPr>
           </w:pPr>
-          <w:hyperlink w:anchor="_Toc230388072" w:history="1">
+          <w:hyperlink w:anchor="_Toc230388379" w:history="1">
             <w:r>
               <w:rPr>
                 <w:rStyle w:val="a3"/>
-                <w:rFonts w:ascii="標楷體" w:eastAsia="標楷體" w:hAnsi="標楷體" w:cs="Times New Roman"/>
+                <w:rFonts w:eastAsia="Times New Roman" w:cs="Times New Roman"/>
                 <w:noProof/>
               </w:rPr>
               <w:t>1.</w:t>
             </w:r>
             <w:r>
               <w:rPr>
-                <w:rFonts w:ascii="標楷體" w:eastAsia="標楷體" w:hAnsi="標楷體" w:cstheme="minorBidi"/>
+                <w:rFonts w:asciiTheme="minorHAnsi" w:eastAsiaTheme="minorEastAsia" w:hAnsiTheme="minorHAnsi" w:cstheme="minorBidi"/>
                 <w:noProof/>
                 <w:kern w:val="2"/>
                 <w14:ligatures w14:val="standardContextual"/>
@@ -803,7 +759,7 @@
             <w:r>
               <w:rPr>
                 <w:rStyle w:val="a3"/>
-                <w:rFonts w:ascii="標楷體" w:eastAsia="標楷體" w:hAnsi="標楷體" w:cs="Times New Roman" w:hint="eastAsia"/>
+                <w:rFonts w:ascii="標楷體" w:hAnsi="標楷體" w:cs="Times New Roman" w:hint="eastAsia"/>
                 <w:noProof/>
                 <w:spacing w:val="-3"/>
               </w:rPr>
@@ -811,7 +767,6 @@
             </w:r>
             <w:r>
               <w:rPr>
-                <w:rFonts w:ascii="標楷體" w:eastAsia="標楷體" w:hAnsi="標楷體"/>
                 <w:noProof/>
                 <w:webHidden/>
               </w:rPr>
@@ -819,7 +774,6 @@
             </w:r>
             <w:r>
               <w:rPr>
-                <w:rFonts w:ascii="標楷體" w:eastAsia="標楷體" w:hAnsi="標楷體"/>
                 <w:noProof/>
                 <w:webHidden/>
               </w:rPr>
@@ -827,22 +781,19 @@
             </w:r>
             <w:r>
               <w:rPr>
-                <w:rFonts w:ascii="標楷體" w:eastAsia="標楷體" w:hAnsi="標楷體"/>
-                <w:noProof/>
-                <w:webHidden/>
-              </w:rPr>
-              <w:instrText xml:space="preserve"> PAGEREF _Toc230388072 \h </w:instrText>
-            </w:r>
-            <w:r>
-              <w:rPr>
-                <w:rFonts w:ascii="標楷體" w:eastAsia="標楷體" w:hAnsi="標楷體"/>
-                <w:noProof/>
-                <w:webHidden/>
-              </w:rPr>
-            </w:r>
-            <w:r>
-              <w:rPr>
-                <w:rFonts w:ascii="標楷體" w:eastAsia="標楷體" w:hAnsi="標楷體"/>
+                <w:noProof/>
+                <w:webHidden/>
+              </w:rPr>
+              <w:instrText xml:space="preserve"> PAGEREF _Toc230388379 \h </w:instrText>
+            </w:r>
+            <w:r>
+              <w:rPr>
+                <w:noProof/>
+                <w:webHidden/>
+              </w:rPr>
+            </w:r>
+            <w:r>
+              <w:rPr>
                 <w:noProof/>
                 <w:webHidden/>
               </w:rPr>
@@ -850,7 +801,6 @@
             </w:r>
             <w:r>
               <w:rPr>
-                <w:rFonts w:ascii="標楷體" w:eastAsia="標楷體" w:hAnsi="標楷體"/>
                 <w:noProof/>
                 <w:webHidden/>
               </w:rPr>
@@ -858,7 +808,6 @@
             </w:r>
             <w:r>
               <w:rPr>
-                <w:rFonts w:ascii="標楷體" w:eastAsia="標楷體" w:hAnsi="標楷體"/>
                 <w:noProof/>
                 <w:webHidden/>
               </w:rPr>
@@ -874,17 +823,17 @@
               <w:tab w:val="right" w:leader="dot" w:pos="8496"/>
             </w:tabs>
             <w:rPr>
-              <w:rFonts w:ascii="標楷體" w:eastAsia="標楷體" w:hAnsi="標楷體" w:cstheme="minorBidi"/>
+              <w:rFonts w:asciiTheme="minorHAnsi" w:eastAsiaTheme="minorEastAsia" w:hAnsiTheme="minorHAnsi" w:cstheme="minorBidi"/>
               <w:noProof/>
               <w:kern w:val="2"/>
               <w14:ligatures w14:val="standardContextual"/>
             </w:rPr>
           </w:pPr>
-          <w:hyperlink w:anchor="_Toc230388073" w:history="1">
+          <w:hyperlink w:anchor="_Toc230388380" w:history="1">
             <w:r>
               <w:rPr>
                 <w:rStyle w:val="a3"/>
-                <w:rFonts w:ascii="標楷體" w:eastAsia="標楷體" w:hAnsi="標楷體" w:cs="Times New Roman"/>
+                <w:rFonts w:eastAsia="Times New Roman" w:cs="Times New Roman"/>
                 <w:noProof/>
                 <w:spacing w:val="-1"/>
               </w:rPr>
@@ -892,7 +841,7 @@
             </w:r>
             <w:r>
               <w:rPr>
-                <w:rFonts w:ascii="標楷體" w:eastAsia="標楷體" w:hAnsi="標楷體" w:cstheme="minorBidi"/>
+                <w:rFonts w:asciiTheme="minorHAnsi" w:eastAsiaTheme="minorEastAsia" w:hAnsiTheme="minorHAnsi" w:cstheme="minorBidi"/>
                 <w:noProof/>
                 <w:kern w:val="2"/>
                 <w14:ligatures w14:val="standardContextual"/>
@@ -902,14 +851,13 @@
             <w:r>
               <w:rPr>
                 <w:rStyle w:val="a3"/>
-                <w:rFonts w:ascii="標楷體" w:eastAsia="標楷體" w:hAnsi="標楷體" w:hint="eastAsia"/>
+                <w:rFonts w:ascii="標楷體" w:hAnsi="標楷體" w:hint="eastAsia"/>
                 <w:noProof/>
               </w:rPr>
               <w:t>遊戲物件</w:t>
             </w:r>
             <w:r>
               <w:rPr>
-                <w:rFonts w:ascii="標楷體" w:eastAsia="標楷體" w:hAnsi="標楷體"/>
                 <w:noProof/>
                 <w:webHidden/>
               </w:rPr>
@@ -917,7 +865,6 @@
             </w:r>
             <w:r>
               <w:rPr>
-                <w:rFonts w:ascii="標楷體" w:eastAsia="標楷體" w:hAnsi="標楷體"/>
                 <w:noProof/>
                 <w:webHidden/>
               </w:rPr>
@@ -925,22 +872,19 @@
             </w:r>
             <w:r>
               <w:rPr>
-                <w:rFonts w:ascii="標楷體" w:eastAsia="標楷體" w:hAnsi="標楷體"/>
-                <w:noProof/>
-                <w:webHidden/>
-              </w:rPr>
-              <w:instrText xml:space="preserve"> PAGEREF _Toc230388073 \h </w:instrText>
-            </w:r>
-            <w:r>
-              <w:rPr>
-                <w:rFonts w:ascii="標楷體" w:eastAsia="標楷體" w:hAnsi="標楷體"/>
-                <w:noProof/>
-                <w:webHidden/>
-              </w:rPr>
-            </w:r>
-            <w:r>
-              <w:rPr>
-                <w:rFonts w:ascii="標楷體" w:eastAsia="標楷體" w:hAnsi="標楷體"/>
+                <w:noProof/>
+                <w:webHidden/>
+              </w:rPr>
+              <w:instrText xml:space="preserve"> PAGEREF _Toc230388380 \h </w:instrText>
+            </w:r>
+            <w:r>
+              <w:rPr>
+                <w:noProof/>
+                <w:webHidden/>
+              </w:rPr>
+            </w:r>
+            <w:r>
+              <w:rPr>
                 <w:noProof/>
                 <w:webHidden/>
               </w:rPr>
@@ -948,7 +892,6 @@
             </w:r>
             <w:r>
               <w:rPr>
-                <w:rFonts w:ascii="標楷體" w:eastAsia="標楷體" w:hAnsi="標楷體"/>
                 <w:noProof/>
                 <w:webHidden/>
               </w:rPr>
@@ -956,7 +899,6 @@
             </w:r>
             <w:r>
               <w:rPr>
-                <w:rFonts w:ascii="標楷體" w:eastAsia="標楷體" w:hAnsi="標楷體"/>
                 <w:noProof/>
                 <w:webHidden/>
               </w:rPr>
@@ -972,25 +914,26 @@
               <w:tab w:val="right" w:leader="dot" w:pos="8496"/>
             </w:tabs>
             <w:rPr>
-              <w:rFonts w:ascii="標楷體" w:eastAsia="標楷體" w:hAnsi="標楷體" w:cstheme="minorBidi"/>
+              <w:rFonts w:asciiTheme="minorHAnsi" w:eastAsiaTheme="minorEastAsia" w:hAnsiTheme="minorHAnsi" w:cstheme="minorBidi"/>
               <w:noProof/>
               <w:kern w:val="2"/>
               <w14:ligatures w14:val="standardContextual"/>
             </w:rPr>
           </w:pPr>
-          <w:hyperlink w:anchor="_Toc230388074" w:history="1">
+          <w:hyperlink w:anchor="_Toc230388381" w:history="1">
             <w:r>
               <w:rPr>
                 <w:rStyle w:val="a3"/>
-                <w:rFonts w:ascii="標楷體" w:eastAsia="標楷體" w:hAnsi="標楷體" w:cs="Times New Roman"/>
+                <w:rFonts w:eastAsia="Times New Roman" w:cs="Times New Roman"/>
                 <w:noProof/>
                 <w:spacing w:val="-1"/>
+                <w:highlight w:val="yellow"/>
               </w:rPr>
               <w:t>B.</w:t>
             </w:r>
             <w:r>
               <w:rPr>
-                <w:rFonts w:ascii="標楷體" w:eastAsia="標楷體" w:hAnsi="標楷體" w:cstheme="minorBidi"/>
+                <w:rFonts w:asciiTheme="minorHAnsi" w:eastAsiaTheme="minorEastAsia" w:hAnsiTheme="minorHAnsi" w:cstheme="minorBidi"/>
                 <w:noProof/>
                 <w:kern w:val="2"/>
                 <w14:ligatures w14:val="standardContextual"/>
@@ -1000,14 +943,14 @@
             <w:r>
               <w:rPr>
                 <w:rStyle w:val="a3"/>
-                <w:rFonts w:ascii="標楷體" w:eastAsia="標楷體" w:hAnsi="標楷體" w:hint="eastAsia"/>
-                <w:noProof/>
+                <w:rFonts w:ascii="標楷體" w:hAnsi="標楷體" w:hint="eastAsia"/>
+                <w:noProof/>
+                <w:highlight w:val="yellow"/>
               </w:rPr>
               <w:t>場景管理器</w:t>
             </w:r>
             <w:r>
               <w:rPr>
-                <w:rFonts w:ascii="標楷體" w:eastAsia="標楷體" w:hAnsi="標楷體"/>
                 <w:noProof/>
                 <w:webHidden/>
               </w:rPr>
@@ -1015,7 +958,6 @@
             </w:r>
             <w:r>
               <w:rPr>
-                <w:rFonts w:ascii="標楷體" w:eastAsia="標楷體" w:hAnsi="標楷體"/>
                 <w:noProof/>
                 <w:webHidden/>
               </w:rPr>
@@ -1023,22 +965,19 @@
             </w:r>
             <w:r>
               <w:rPr>
-                <w:rFonts w:ascii="標楷體" w:eastAsia="標楷體" w:hAnsi="標楷體"/>
-                <w:noProof/>
-                <w:webHidden/>
-              </w:rPr>
-              <w:instrText xml:space="preserve"> PAGEREF _Toc230388074 \h </w:instrText>
-            </w:r>
-            <w:r>
-              <w:rPr>
-                <w:rFonts w:ascii="標楷體" w:eastAsia="標楷體" w:hAnsi="標楷體"/>
-                <w:noProof/>
-                <w:webHidden/>
-              </w:rPr>
-            </w:r>
-            <w:r>
-              <w:rPr>
-                <w:rFonts w:ascii="標楷體" w:eastAsia="標楷體" w:hAnsi="標楷體"/>
+                <w:noProof/>
+                <w:webHidden/>
+              </w:rPr>
+              <w:instrText xml:space="preserve"> PAGEREF _Toc230388381 \h </w:instrText>
+            </w:r>
+            <w:r>
+              <w:rPr>
+                <w:noProof/>
+                <w:webHidden/>
+              </w:rPr>
+            </w:r>
+            <w:r>
+              <w:rPr>
                 <w:noProof/>
                 <w:webHidden/>
               </w:rPr>
@@ -1046,7 +985,6 @@
             </w:r>
             <w:r>
               <w:rPr>
-                <w:rFonts w:ascii="標楷體" w:eastAsia="標楷體" w:hAnsi="標楷體"/>
                 <w:noProof/>
                 <w:webHidden/>
               </w:rPr>
@@ -1054,7 +992,6 @@
             </w:r>
             <w:r>
               <w:rPr>
-                <w:rFonts w:ascii="標楷體" w:eastAsia="標楷體" w:hAnsi="標楷體"/>
                 <w:noProof/>
                 <w:webHidden/>
               </w:rPr>
@@ -1070,24 +1007,24 @@
               <w:tab w:val="right" w:leader="dot" w:pos="8496"/>
             </w:tabs>
             <w:rPr>
-              <w:rFonts w:ascii="標楷體" w:eastAsia="標楷體" w:hAnsi="標楷體" w:cstheme="minorBidi"/>
+              <w:rFonts w:asciiTheme="minorHAnsi" w:eastAsiaTheme="minorEastAsia" w:hAnsiTheme="minorHAnsi" w:cstheme="minorBidi"/>
               <w:noProof/>
               <w:kern w:val="2"/>
               <w14:ligatures w14:val="standardContextual"/>
             </w:rPr>
           </w:pPr>
-          <w:hyperlink w:anchor="_Toc230388075" w:history="1">
+          <w:hyperlink w:anchor="_Toc230388382" w:history="1">
             <w:r>
               <w:rPr>
                 <w:rStyle w:val="a3"/>
-                <w:rFonts w:ascii="標楷體" w:eastAsia="標楷體" w:hAnsi="標楷體" w:cs="Times New Roman"/>
+                <w:rFonts w:eastAsia="Times New Roman" w:cs="Times New Roman"/>
                 <w:noProof/>
               </w:rPr>
               <w:t>2.</w:t>
             </w:r>
             <w:r>
               <w:rPr>
-                <w:rFonts w:ascii="標楷體" w:eastAsia="標楷體" w:hAnsi="標楷體" w:cstheme="minorBidi"/>
+                <w:rFonts w:asciiTheme="minorHAnsi" w:eastAsiaTheme="minorEastAsia" w:hAnsiTheme="minorHAnsi" w:cstheme="minorBidi"/>
                 <w:noProof/>
                 <w:kern w:val="2"/>
                 <w14:ligatures w14:val="standardContextual"/>
@@ -1097,7 +1034,7 @@
             <w:r>
               <w:rPr>
                 <w:rStyle w:val="a3"/>
-                <w:rFonts w:ascii="標楷體" w:eastAsia="標楷體" w:hAnsi="標楷體" w:cs="Times New Roman" w:hint="eastAsia"/>
+                <w:rFonts w:ascii="標楷體" w:hAnsi="標楷體" w:cs="Times New Roman" w:hint="eastAsia"/>
                 <w:noProof/>
                 <w:spacing w:val="-3"/>
               </w:rPr>
@@ -1105,7 +1042,6 @@
             </w:r>
             <w:r>
               <w:rPr>
-                <w:rFonts w:ascii="標楷體" w:eastAsia="標楷體" w:hAnsi="標楷體"/>
                 <w:noProof/>
                 <w:webHidden/>
               </w:rPr>
@@ -1113,7 +1049,6 @@
             </w:r>
             <w:r>
               <w:rPr>
-                <w:rFonts w:ascii="標楷體" w:eastAsia="標楷體" w:hAnsi="標楷體"/>
                 <w:noProof/>
                 <w:webHidden/>
               </w:rPr>
@@ -1121,22 +1056,19 @@
             </w:r>
             <w:r>
               <w:rPr>
-                <w:rFonts w:ascii="標楷體" w:eastAsia="標楷體" w:hAnsi="標楷體"/>
-                <w:noProof/>
-                <w:webHidden/>
-              </w:rPr>
-              <w:instrText xml:space="preserve"> PAGEREF _Toc230388075 \h </w:instrText>
-            </w:r>
-            <w:r>
-              <w:rPr>
-                <w:rFonts w:ascii="標楷體" w:eastAsia="標楷體" w:hAnsi="標楷體"/>
-                <w:noProof/>
-                <w:webHidden/>
-              </w:rPr>
-            </w:r>
-            <w:r>
-              <w:rPr>
-                <w:rFonts w:ascii="標楷體" w:eastAsia="標楷體" w:hAnsi="標楷體"/>
+                <w:noProof/>
+                <w:webHidden/>
+              </w:rPr>
+              <w:instrText xml:space="preserve"> PAGEREF _Toc230388382 \h </w:instrText>
+            </w:r>
+            <w:r>
+              <w:rPr>
+                <w:noProof/>
+                <w:webHidden/>
+              </w:rPr>
+            </w:r>
+            <w:r>
+              <w:rPr>
                 <w:noProof/>
                 <w:webHidden/>
               </w:rPr>
@@ -1144,7 +1076,6 @@
             </w:r>
             <w:r>
               <w:rPr>
-                <w:rFonts w:ascii="標楷體" w:eastAsia="標楷體" w:hAnsi="標楷體"/>
                 <w:noProof/>
                 <w:webHidden/>
               </w:rPr>
@@ -1152,7 +1083,6 @@
             </w:r>
             <w:r>
               <w:rPr>
-                <w:rFonts w:ascii="標楷體" w:eastAsia="標楷體" w:hAnsi="標楷體"/>
                 <w:noProof/>
                 <w:webHidden/>
               </w:rPr>
@@ -1168,24 +1098,24 @@
               <w:tab w:val="right" w:leader="dot" w:pos="8496"/>
             </w:tabs>
             <w:rPr>
-              <w:rFonts w:ascii="標楷體" w:eastAsia="標楷體" w:hAnsi="標楷體" w:cstheme="minorBidi"/>
+              <w:rFonts w:asciiTheme="minorHAnsi" w:eastAsiaTheme="minorEastAsia" w:hAnsiTheme="minorHAnsi" w:cstheme="minorBidi"/>
               <w:noProof/>
               <w:kern w:val="2"/>
               <w14:ligatures w14:val="standardContextual"/>
             </w:rPr>
           </w:pPr>
-          <w:hyperlink w:anchor="_Toc230388076" w:history="1">
+          <w:hyperlink w:anchor="_Toc230388383" w:history="1">
             <w:r>
               <w:rPr>
                 <w:rStyle w:val="a3"/>
-                <w:rFonts w:ascii="標楷體" w:eastAsia="標楷體" w:hAnsi="標楷體" w:cs="Times New Roman"/>
+                <w:rFonts w:eastAsia="Times New Roman" w:cs="Times New Roman"/>
                 <w:noProof/>
               </w:rPr>
               <w:t>3.</w:t>
             </w:r>
             <w:r>
               <w:rPr>
-                <w:rFonts w:ascii="標楷體" w:eastAsia="標楷體" w:hAnsi="標楷體" w:cstheme="minorBidi"/>
+                <w:rFonts w:asciiTheme="minorHAnsi" w:eastAsiaTheme="minorEastAsia" w:hAnsiTheme="minorHAnsi" w:cstheme="minorBidi"/>
                 <w:noProof/>
                 <w:kern w:val="2"/>
                 <w14:ligatures w14:val="standardContextual"/>
@@ -1195,14 +1125,13 @@
             <w:r>
               <w:rPr>
                 <w:rStyle w:val="a3"/>
-                <w:rFonts w:ascii="標楷體" w:eastAsia="標楷體" w:hAnsi="標楷體" w:hint="eastAsia"/>
+                <w:rFonts w:ascii="標楷體" w:hAnsi="標楷體" w:hint="eastAsia"/>
                 <w:noProof/>
               </w:rPr>
               <w:t>關卡設計展示</w:t>
             </w:r>
             <w:r>
               <w:rPr>
-                <w:rFonts w:ascii="標楷體" w:eastAsia="標楷體" w:hAnsi="標楷體"/>
                 <w:noProof/>
                 <w:webHidden/>
               </w:rPr>
@@ -1210,7 +1139,6 @@
             </w:r>
             <w:r>
               <w:rPr>
-                <w:rFonts w:ascii="標楷體" w:eastAsia="標楷體" w:hAnsi="標楷體"/>
                 <w:noProof/>
                 <w:webHidden/>
               </w:rPr>
@@ -1218,22 +1146,19 @@
             </w:r>
             <w:r>
               <w:rPr>
-                <w:rFonts w:ascii="標楷體" w:eastAsia="標楷體" w:hAnsi="標楷體"/>
-                <w:noProof/>
-                <w:webHidden/>
-              </w:rPr>
-              <w:instrText xml:space="preserve"> PAGEREF _Toc230388076 \h </w:instrText>
-            </w:r>
-            <w:r>
-              <w:rPr>
-                <w:rFonts w:ascii="標楷體" w:eastAsia="標楷體" w:hAnsi="標楷體"/>
-                <w:noProof/>
-                <w:webHidden/>
-              </w:rPr>
-            </w:r>
-            <w:r>
-              <w:rPr>
-                <w:rFonts w:ascii="標楷體" w:eastAsia="標楷體" w:hAnsi="標楷體"/>
+                <w:noProof/>
+                <w:webHidden/>
+              </w:rPr>
+              <w:instrText xml:space="preserve"> PAGEREF _Toc230388383 \h </w:instrText>
+            </w:r>
+            <w:r>
+              <w:rPr>
+                <w:noProof/>
+                <w:webHidden/>
+              </w:rPr>
+            </w:r>
+            <w:r>
+              <w:rPr>
                 <w:noProof/>
                 <w:webHidden/>
               </w:rPr>
@@ -1241,7 +1166,6 @@
             </w:r>
             <w:r>
               <w:rPr>
-                <w:rFonts w:ascii="標楷體" w:eastAsia="標楷體" w:hAnsi="標楷體"/>
                 <w:noProof/>
                 <w:webHidden/>
               </w:rPr>
@@ -1249,7 +1173,6 @@
             </w:r>
             <w:r>
               <w:rPr>
-                <w:rFonts w:ascii="標楷體" w:eastAsia="標楷體" w:hAnsi="標楷體"/>
                 <w:noProof/>
                 <w:webHidden/>
               </w:rPr>
@@ -1264,13 +1187,13 @@
               <w:tab w:val="right" w:leader="dot" w:pos="8496"/>
             </w:tabs>
             <w:rPr>
-              <w:rFonts w:ascii="標楷體" w:eastAsia="標楷體" w:hAnsi="標楷體" w:cstheme="minorBidi"/>
+              <w:rFonts w:asciiTheme="minorHAnsi" w:eastAsiaTheme="minorEastAsia" w:hAnsiTheme="minorHAnsi" w:cstheme="minorBidi"/>
               <w:noProof/>
               <w:kern w:val="2"/>
               <w14:ligatures w14:val="standardContextual"/>
             </w:rPr>
           </w:pPr>
-          <w:hyperlink w:anchor="_Toc230388077" w:history="1">
+          <w:hyperlink w:anchor="_Toc230388384" w:history="1">
             <w:r>
               <w:rPr>
                 <w:rStyle w:val="a3"/>
@@ -1281,7 +1204,7 @@
             </w:r>
             <w:r>
               <w:rPr>
-                <w:rFonts w:ascii="標楷體" w:eastAsia="標楷體" w:hAnsi="標楷體" w:cstheme="minorBidi"/>
+                <w:rFonts w:asciiTheme="minorHAnsi" w:eastAsiaTheme="minorEastAsia" w:hAnsiTheme="minorHAnsi" w:cstheme="minorBidi"/>
                 <w:noProof/>
                 <w:kern w:val="2"/>
                 <w14:ligatures w14:val="standardContextual"/>
@@ -1299,7 +1222,6 @@
             </w:r>
             <w:r>
               <w:rPr>
-                <w:rFonts w:ascii="標楷體" w:eastAsia="標楷體" w:hAnsi="標楷體"/>
                 <w:noProof/>
                 <w:webHidden/>
               </w:rPr>
@@ -1307,7 +1229,6 @@
             </w:r>
             <w:r>
               <w:rPr>
-                <w:rFonts w:ascii="標楷體" w:eastAsia="標楷體" w:hAnsi="標楷體"/>
                 <w:noProof/>
                 <w:webHidden/>
               </w:rPr>
@@ -1315,22 +1236,19 @@
             </w:r>
             <w:r>
               <w:rPr>
-                <w:rFonts w:ascii="標楷體" w:eastAsia="標楷體" w:hAnsi="標楷體"/>
-                <w:noProof/>
-                <w:webHidden/>
-              </w:rPr>
-              <w:instrText xml:space="preserve"> PAGEREF _Toc230388077 \h </w:instrText>
-            </w:r>
-            <w:r>
-              <w:rPr>
-                <w:rFonts w:ascii="標楷體" w:eastAsia="標楷體" w:hAnsi="標楷體"/>
-                <w:noProof/>
-                <w:webHidden/>
-              </w:rPr>
-            </w:r>
-            <w:r>
-              <w:rPr>
-                <w:rFonts w:ascii="標楷體" w:eastAsia="標楷體" w:hAnsi="標楷體"/>
+                <w:noProof/>
+                <w:webHidden/>
+              </w:rPr>
+              <w:instrText xml:space="preserve"> PAGEREF _Toc230388384 \h </w:instrText>
+            </w:r>
+            <w:r>
+              <w:rPr>
+                <w:noProof/>
+                <w:webHidden/>
+              </w:rPr>
+            </w:r>
+            <w:r>
+              <w:rPr>
                 <w:noProof/>
                 <w:webHidden/>
               </w:rPr>
@@ -1338,7 +1256,6 @@
             </w:r>
             <w:r>
               <w:rPr>
-                <w:rFonts w:ascii="標楷體" w:eastAsia="標楷體" w:hAnsi="標楷體"/>
                 <w:noProof/>
                 <w:webHidden/>
               </w:rPr>
@@ -1346,7 +1263,6 @@
             </w:r>
             <w:r>
               <w:rPr>
-                <w:rFonts w:ascii="標楷體" w:eastAsia="標楷體" w:hAnsi="標楷體"/>
                 <w:noProof/>
                 <w:webHidden/>
               </w:rPr>
@@ -1362,24 +1278,24 @@
               <w:tab w:val="right" w:leader="dot" w:pos="8496"/>
             </w:tabs>
             <w:rPr>
-              <w:rFonts w:ascii="標楷體" w:eastAsia="標楷體" w:hAnsi="標楷體" w:cstheme="minorBidi"/>
+              <w:rFonts w:asciiTheme="minorHAnsi" w:eastAsiaTheme="minorEastAsia" w:hAnsiTheme="minorHAnsi" w:cstheme="minorBidi"/>
               <w:noProof/>
               <w:kern w:val="2"/>
               <w14:ligatures w14:val="standardContextual"/>
             </w:rPr>
           </w:pPr>
-          <w:hyperlink w:anchor="_Toc230388078" w:history="1">
+          <w:hyperlink w:anchor="_Toc230388385" w:history="1">
             <w:r>
               <w:rPr>
                 <w:rStyle w:val="a3"/>
-                <w:rFonts w:ascii="標楷體" w:eastAsia="標楷體" w:hAnsi="標楷體" w:cs="Times New Roman"/>
+                <w:rFonts w:eastAsia="Times New Roman" w:cs="Times New Roman"/>
                 <w:noProof/>
               </w:rPr>
               <w:t>1.</w:t>
             </w:r>
             <w:r>
               <w:rPr>
-                <w:rFonts w:ascii="標楷體" w:eastAsia="標楷體" w:hAnsi="標楷體" w:cstheme="minorBidi"/>
+                <w:rFonts w:asciiTheme="minorHAnsi" w:eastAsiaTheme="minorEastAsia" w:hAnsiTheme="minorHAnsi" w:cstheme="minorBidi"/>
                 <w:noProof/>
                 <w:kern w:val="2"/>
                 <w14:ligatures w14:val="standardContextual"/>
@@ -1389,7 +1305,7 @@
             <w:r>
               <w:rPr>
                 <w:rStyle w:val="a3"/>
-                <w:rFonts w:ascii="標楷體" w:eastAsia="標楷體" w:hAnsi="標楷體" w:hint="eastAsia"/>
+                <w:rFonts w:ascii="標楷體" w:hAnsi="標楷體" w:hint="eastAsia"/>
                 <w:noProof/>
               </w:rPr>
               <w:t>物件</w:t>
@@ -1397,7 +1313,7 @@
             <w:r>
               <w:rPr>
                 <w:rStyle w:val="a3"/>
-                <w:rFonts w:ascii="標楷體" w:eastAsia="標楷體" w:hAnsi="標楷體" w:cs="Times New Roman" w:hint="eastAsia"/>
+                <w:rFonts w:ascii="標楷體" w:hAnsi="標楷體" w:cs="Times New Roman" w:hint="eastAsia"/>
                 <w:noProof/>
                 <w:spacing w:val="-3"/>
               </w:rPr>
@@ -1405,7 +1321,6 @@
             </w:r>
             <w:r>
               <w:rPr>
-                <w:rFonts w:ascii="標楷體" w:eastAsia="標楷體" w:hAnsi="標楷體"/>
                 <w:noProof/>
                 <w:webHidden/>
               </w:rPr>
@@ -1413,7 +1328,6 @@
             </w:r>
             <w:r>
               <w:rPr>
-                <w:rFonts w:ascii="標楷體" w:eastAsia="標楷體" w:hAnsi="標楷體"/>
                 <w:noProof/>
                 <w:webHidden/>
               </w:rPr>
@@ -1421,22 +1335,19 @@
             </w:r>
             <w:r>
               <w:rPr>
-                <w:rFonts w:ascii="標楷體" w:eastAsia="標楷體" w:hAnsi="標楷體"/>
-                <w:noProof/>
-                <w:webHidden/>
-              </w:rPr>
-              <w:instrText xml:space="preserve"> PAGEREF _Toc230388078 \h </w:instrText>
-            </w:r>
-            <w:r>
-              <w:rPr>
-                <w:rFonts w:ascii="標楷體" w:eastAsia="標楷體" w:hAnsi="標楷體"/>
-                <w:noProof/>
-                <w:webHidden/>
-              </w:rPr>
-            </w:r>
-            <w:r>
-              <w:rPr>
-                <w:rFonts w:ascii="標楷體" w:eastAsia="標楷體" w:hAnsi="標楷體"/>
+                <w:noProof/>
+                <w:webHidden/>
+              </w:rPr>
+              <w:instrText xml:space="preserve"> PAGEREF _Toc230388385 \h </w:instrText>
+            </w:r>
+            <w:r>
+              <w:rPr>
+                <w:noProof/>
+                <w:webHidden/>
+              </w:rPr>
+            </w:r>
+            <w:r>
+              <w:rPr>
                 <w:noProof/>
                 <w:webHidden/>
               </w:rPr>
@@ -1444,7 +1355,6 @@
             </w:r>
             <w:r>
               <w:rPr>
-                <w:rFonts w:ascii="標楷體" w:eastAsia="標楷體" w:hAnsi="標楷體"/>
                 <w:noProof/>
                 <w:webHidden/>
               </w:rPr>
@@ -1452,7 +1362,6 @@
             </w:r>
             <w:r>
               <w:rPr>
-                <w:rFonts w:ascii="標楷體" w:eastAsia="標楷體" w:hAnsi="標楷體"/>
                 <w:noProof/>
                 <w:webHidden/>
               </w:rPr>
@@ -1468,24 +1377,24 @@
               <w:tab w:val="right" w:leader="dot" w:pos="8496"/>
             </w:tabs>
             <w:rPr>
-              <w:rFonts w:ascii="標楷體" w:eastAsia="標楷體" w:hAnsi="標楷體" w:cstheme="minorBidi"/>
+              <w:rFonts w:asciiTheme="minorHAnsi" w:eastAsiaTheme="minorEastAsia" w:hAnsiTheme="minorHAnsi" w:cstheme="minorBidi"/>
               <w:noProof/>
               <w:kern w:val="2"/>
               <w14:ligatures w14:val="standardContextual"/>
             </w:rPr>
           </w:pPr>
-          <w:hyperlink w:anchor="_Toc230388079" w:history="1">
+          <w:hyperlink w:anchor="_Toc230388386" w:history="1">
             <w:r>
               <w:rPr>
                 <w:rStyle w:val="a3"/>
-                <w:rFonts w:ascii="標楷體" w:eastAsia="標楷體" w:hAnsi="標楷體" w:cs="Times New Roman"/>
+                <w:rFonts w:eastAsia="Times New Roman" w:cs="Times New Roman"/>
                 <w:noProof/>
               </w:rPr>
               <w:t>2.</w:t>
             </w:r>
             <w:r>
               <w:rPr>
-                <w:rFonts w:ascii="標楷體" w:eastAsia="標楷體" w:hAnsi="標楷體" w:cstheme="minorBidi"/>
+                <w:rFonts w:asciiTheme="minorHAnsi" w:eastAsiaTheme="minorEastAsia" w:hAnsiTheme="minorHAnsi" w:cstheme="minorBidi"/>
                 <w:noProof/>
                 <w:kern w:val="2"/>
                 <w14:ligatures w14:val="standardContextual"/>
@@ -1495,14 +1404,13 @@
             <w:r>
               <w:rPr>
                 <w:rStyle w:val="a3"/>
-                <w:rFonts w:ascii="標楷體" w:eastAsia="標楷體" w:hAnsi="標楷體" w:hint="eastAsia"/>
+                <w:rFonts w:ascii="標楷體" w:hAnsi="標楷體" w:hint="eastAsia"/>
                 <w:noProof/>
               </w:rPr>
               <w:t>物理模擬與碰撞偵測</w:t>
             </w:r>
             <w:r>
               <w:rPr>
-                <w:rFonts w:ascii="標楷體" w:eastAsia="標楷體" w:hAnsi="標楷體"/>
                 <w:noProof/>
                 <w:webHidden/>
               </w:rPr>
@@ -1510,7 +1418,6 @@
             </w:r>
             <w:r>
               <w:rPr>
-                <w:rFonts w:ascii="標楷體" w:eastAsia="標楷體" w:hAnsi="標楷體"/>
                 <w:noProof/>
                 <w:webHidden/>
               </w:rPr>
@@ -1518,22 +1425,19 @@
             </w:r>
             <w:r>
               <w:rPr>
-                <w:rFonts w:ascii="標楷體" w:eastAsia="標楷體" w:hAnsi="標楷體"/>
-                <w:noProof/>
-                <w:webHidden/>
-              </w:rPr>
-              <w:instrText xml:space="preserve"> PAGEREF _Toc230388079 \h </w:instrText>
-            </w:r>
-            <w:r>
-              <w:rPr>
-                <w:rFonts w:ascii="標楷體" w:eastAsia="標楷體" w:hAnsi="標楷體"/>
-                <w:noProof/>
-                <w:webHidden/>
-              </w:rPr>
-            </w:r>
-            <w:r>
-              <w:rPr>
-                <w:rFonts w:ascii="標楷體" w:eastAsia="標楷體" w:hAnsi="標楷體"/>
+                <w:noProof/>
+                <w:webHidden/>
+              </w:rPr>
+              <w:instrText xml:space="preserve"> PAGEREF _Toc230388386 \h </w:instrText>
+            </w:r>
+            <w:r>
+              <w:rPr>
+                <w:noProof/>
+                <w:webHidden/>
+              </w:rPr>
+            </w:r>
+            <w:r>
+              <w:rPr>
                 <w:noProof/>
                 <w:webHidden/>
               </w:rPr>
@@ -1541,7 +1445,6 @@
             </w:r>
             <w:r>
               <w:rPr>
-                <w:rFonts w:ascii="標楷體" w:eastAsia="標楷體" w:hAnsi="標楷體"/>
                 <w:noProof/>
                 <w:webHidden/>
               </w:rPr>
@@ -1549,7 +1452,6 @@
             </w:r>
             <w:r>
               <w:rPr>
-                <w:rFonts w:ascii="標楷體" w:eastAsia="標楷體" w:hAnsi="標楷體"/>
                 <w:noProof/>
                 <w:webHidden/>
               </w:rPr>
@@ -1565,17 +1467,17 @@
               <w:tab w:val="right" w:leader="dot" w:pos="8496"/>
             </w:tabs>
             <w:rPr>
-              <w:rFonts w:ascii="標楷體" w:eastAsia="標楷體" w:hAnsi="標楷體" w:cstheme="minorBidi"/>
+              <w:rFonts w:asciiTheme="minorHAnsi" w:eastAsiaTheme="minorEastAsia" w:hAnsiTheme="minorHAnsi" w:cstheme="minorBidi"/>
               <w:noProof/>
               <w:kern w:val="2"/>
               <w14:ligatures w14:val="standardContextual"/>
             </w:rPr>
           </w:pPr>
-          <w:hyperlink w:anchor="_Toc230388080" w:history="1">
+          <w:hyperlink w:anchor="_Toc230388387" w:history="1">
             <w:r>
               <w:rPr>
                 <w:rStyle w:val="a3"/>
-                <w:rFonts w:ascii="標楷體" w:eastAsia="標楷體" w:hAnsi="標楷體" w:cs="Times New Roman"/>
+                <w:rFonts w:eastAsia="Times New Roman" w:cs="Times New Roman"/>
                 <w:noProof/>
                 <w:spacing w:val="-1"/>
               </w:rPr>
@@ -1583,7 +1485,7 @@
             </w:r>
             <w:r>
               <w:rPr>
-                <w:rFonts w:ascii="標楷體" w:eastAsia="標楷體" w:hAnsi="標楷體" w:cstheme="minorBidi"/>
+                <w:rFonts w:asciiTheme="minorHAnsi" w:eastAsiaTheme="minorEastAsia" w:hAnsiTheme="minorHAnsi" w:cstheme="minorBidi"/>
                 <w:noProof/>
                 <w:kern w:val="2"/>
                 <w14:ligatures w14:val="standardContextual"/>
@@ -1593,7 +1495,7 @@
             <w:r>
               <w:rPr>
                 <w:rStyle w:val="a3"/>
-                <w:rFonts w:ascii="標楷體" w:eastAsia="標楷體" w:hAnsi="標楷體" w:hint="eastAsia"/>
+                <w:rFonts w:ascii="標楷體" w:hAnsi="標楷體" w:hint="eastAsia"/>
                 <w:noProof/>
               </w:rPr>
               <w:t>分離軸演算法（</w:t>
@@ -1601,7 +1503,7 @@
             <w:r>
               <w:rPr>
                 <w:rStyle w:val="a3"/>
-                <w:rFonts w:ascii="標楷體" w:eastAsia="標楷體" w:hAnsi="標楷體"/>
+                <w:rFonts w:ascii="標楷體" w:hAnsi="標楷體"/>
                 <w:noProof/>
               </w:rPr>
               <w:t>SAT</w:t>
@@ -1609,14 +1511,13 @@
             <w:r>
               <w:rPr>
                 <w:rStyle w:val="a3"/>
-                <w:rFonts w:ascii="標楷體" w:eastAsia="標楷體" w:hAnsi="標楷體" w:hint="eastAsia"/>
+                <w:rFonts w:ascii="標楷體" w:hAnsi="標楷體" w:hint="eastAsia"/>
                 <w:noProof/>
               </w:rPr>
               <w:t>）</w:t>
             </w:r>
             <w:r>
               <w:rPr>
-                <w:rFonts w:ascii="標楷體" w:eastAsia="標楷體" w:hAnsi="標楷體"/>
                 <w:noProof/>
                 <w:webHidden/>
               </w:rPr>
@@ -1624,7 +1525,6 @@
             </w:r>
             <w:r>
               <w:rPr>
-                <w:rFonts w:ascii="標楷體" w:eastAsia="標楷體" w:hAnsi="標楷體"/>
                 <w:noProof/>
                 <w:webHidden/>
               </w:rPr>
@@ -1632,22 +1532,19 @@
             </w:r>
             <w:r>
               <w:rPr>
-                <w:rFonts w:ascii="標楷體" w:eastAsia="標楷體" w:hAnsi="標楷體"/>
-                <w:noProof/>
-                <w:webHidden/>
-              </w:rPr>
-              <w:instrText xml:space="preserve"> PAGEREF _Toc230388080 \h </w:instrText>
-            </w:r>
-            <w:r>
-              <w:rPr>
-                <w:rFonts w:ascii="標楷體" w:eastAsia="標楷體" w:hAnsi="標楷體"/>
-                <w:noProof/>
-                <w:webHidden/>
-              </w:rPr>
-            </w:r>
-            <w:r>
-              <w:rPr>
-                <w:rFonts w:ascii="標楷體" w:eastAsia="標楷體" w:hAnsi="標楷體"/>
+                <w:noProof/>
+                <w:webHidden/>
+              </w:rPr>
+              <w:instrText xml:space="preserve"> PAGEREF _Toc230388387 \h </w:instrText>
+            </w:r>
+            <w:r>
+              <w:rPr>
+                <w:noProof/>
+                <w:webHidden/>
+              </w:rPr>
+            </w:r>
+            <w:r>
+              <w:rPr>
                 <w:noProof/>
                 <w:webHidden/>
               </w:rPr>
@@ -1655,7 +1552,6 @@
             </w:r>
             <w:r>
               <w:rPr>
-                <w:rFonts w:ascii="標楷體" w:eastAsia="標楷體" w:hAnsi="標楷體"/>
                 <w:noProof/>
                 <w:webHidden/>
               </w:rPr>
@@ -1663,7 +1559,6 @@
             </w:r>
             <w:r>
               <w:rPr>
-                <w:rFonts w:ascii="標楷體" w:eastAsia="標楷體" w:hAnsi="標楷體"/>
                 <w:noProof/>
                 <w:webHidden/>
               </w:rPr>
@@ -1679,17 +1574,17 @@
               <w:tab w:val="right" w:leader="dot" w:pos="8496"/>
             </w:tabs>
             <w:rPr>
-              <w:rFonts w:ascii="標楷體" w:eastAsia="標楷體" w:hAnsi="標楷體" w:cstheme="minorBidi"/>
+              <w:rFonts w:asciiTheme="minorHAnsi" w:eastAsiaTheme="minorEastAsia" w:hAnsiTheme="minorHAnsi" w:cstheme="minorBidi"/>
               <w:noProof/>
               <w:kern w:val="2"/>
               <w14:ligatures w14:val="standardContextual"/>
             </w:rPr>
           </w:pPr>
-          <w:hyperlink w:anchor="_Toc230388081" w:history="1">
+          <w:hyperlink w:anchor="_Toc230388388" w:history="1">
             <w:r>
               <w:rPr>
                 <w:rStyle w:val="a3"/>
-                <w:rFonts w:ascii="標楷體" w:eastAsia="標楷體" w:hAnsi="標楷體" w:cs="Times New Roman"/>
+                <w:rFonts w:eastAsia="Times New Roman" w:cs="Times New Roman"/>
                 <w:noProof/>
                 <w:spacing w:val="-1"/>
               </w:rPr>
@@ -1697,7 +1592,7 @@
             </w:r>
             <w:r>
               <w:rPr>
-                <w:rFonts w:ascii="標楷體" w:eastAsia="標楷體" w:hAnsi="標楷體" w:cstheme="minorBidi"/>
+                <w:rFonts w:asciiTheme="minorHAnsi" w:eastAsiaTheme="minorEastAsia" w:hAnsiTheme="minorHAnsi" w:cstheme="minorBidi"/>
                 <w:noProof/>
                 <w:kern w:val="2"/>
                 <w14:ligatures w14:val="standardContextual"/>
@@ -1707,14 +1602,13 @@
             <w:r>
               <w:rPr>
                 <w:rStyle w:val="a3"/>
-                <w:rFonts w:ascii="標楷體" w:eastAsia="標楷體" w:hAnsi="標楷體" w:hint="eastAsia"/>
+                <w:rFonts w:ascii="標楷體" w:hAnsi="標楷體" w:hint="eastAsia"/>
                 <w:noProof/>
               </w:rPr>
               <w:t>衝量反應</w:t>
             </w:r>
             <w:r>
               <w:rPr>
-                <w:rFonts w:ascii="標楷體" w:eastAsia="標楷體" w:hAnsi="標楷體"/>
                 <w:noProof/>
                 <w:webHidden/>
               </w:rPr>
@@ -1722,7 +1616,6 @@
             </w:r>
             <w:r>
               <w:rPr>
-                <w:rFonts w:ascii="標楷體" w:eastAsia="標楷體" w:hAnsi="標楷體"/>
                 <w:noProof/>
                 <w:webHidden/>
               </w:rPr>
@@ -1730,22 +1623,19 @@
             </w:r>
             <w:r>
               <w:rPr>
-                <w:rFonts w:ascii="標楷體" w:eastAsia="標楷體" w:hAnsi="標楷體"/>
-                <w:noProof/>
-                <w:webHidden/>
-              </w:rPr>
-              <w:instrText xml:space="preserve"> PAGEREF _Toc230388081 \h </w:instrText>
-            </w:r>
-            <w:r>
-              <w:rPr>
-                <w:rFonts w:ascii="標楷體" w:eastAsia="標楷體" w:hAnsi="標楷體"/>
-                <w:noProof/>
-                <w:webHidden/>
-              </w:rPr>
-            </w:r>
-            <w:r>
-              <w:rPr>
-                <w:rFonts w:ascii="標楷體" w:eastAsia="標楷體" w:hAnsi="標楷體"/>
+                <w:noProof/>
+                <w:webHidden/>
+              </w:rPr>
+              <w:instrText xml:space="preserve"> PAGEREF _Toc230388388 \h </w:instrText>
+            </w:r>
+            <w:r>
+              <w:rPr>
+                <w:noProof/>
+                <w:webHidden/>
+              </w:rPr>
+            </w:r>
+            <w:r>
+              <w:rPr>
                 <w:noProof/>
                 <w:webHidden/>
               </w:rPr>
@@ -1753,7 +1643,6 @@
             </w:r>
             <w:r>
               <w:rPr>
-                <w:rFonts w:ascii="標楷體" w:eastAsia="標楷體" w:hAnsi="標楷體"/>
                 <w:noProof/>
                 <w:webHidden/>
               </w:rPr>
@@ -1761,7 +1650,6 @@
             </w:r>
             <w:r>
               <w:rPr>
-                <w:rFonts w:ascii="標楷體" w:eastAsia="標楷體" w:hAnsi="標楷體"/>
                 <w:noProof/>
                 <w:webHidden/>
               </w:rPr>
@@ -1777,17 +1665,17 @@
               <w:tab w:val="right" w:leader="dot" w:pos="8496"/>
             </w:tabs>
             <w:rPr>
-              <w:rFonts w:ascii="標楷體" w:eastAsia="標楷體" w:hAnsi="標楷體" w:cstheme="minorBidi"/>
+              <w:rFonts w:asciiTheme="minorHAnsi" w:eastAsiaTheme="minorEastAsia" w:hAnsiTheme="minorHAnsi" w:cstheme="minorBidi"/>
               <w:noProof/>
               <w:kern w:val="2"/>
               <w14:ligatures w14:val="standardContextual"/>
             </w:rPr>
           </w:pPr>
-          <w:hyperlink w:anchor="_Toc230388082" w:history="1">
+          <w:hyperlink w:anchor="_Toc230388389" w:history="1">
             <w:r>
               <w:rPr>
                 <w:rStyle w:val="a3"/>
-                <w:rFonts w:ascii="標楷體" w:eastAsia="標楷體" w:hAnsi="標楷體" w:cs="Times New Roman"/>
+                <w:rFonts w:eastAsia="Times New Roman" w:cs="Times New Roman"/>
                 <w:noProof/>
                 <w:spacing w:val="-1"/>
               </w:rPr>
@@ -1795,7 +1683,7 @@
             </w:r>
             <w:r>
               <w:rPr>
-                <w:rFonts w:ascii="標楷體" w:eastAsia="標楷體" w:hAnsi="標楷體" w:cstheme="minorBidi"/>
+                <w:rFonts w:asciiTheme="minorHAnsi" w:eastAsiaTheme="minorEastAsia" w:hAnsiTheme="minorHAnsi" w:cstheme="minorBidi"/>
                 <w:noProof/>
                 <w:kern w:val="2"/>
                 <w14:ligatures w14:val="standardContextual"/>
@@ -1805,14 +1693,13 @@
             <w:r>
               <w:rPr>
                 <w:rStyle w:val="a3"/>
-                <w:rFonts w:ascii="標楷體" w:eastAsia="標楷體" w:hAnsi="標楷體" w:hint="eastAsia"/>
+                <w:rFonts w:ascii="標楷體" w:hAnsi="標楷體" w:hint="eastAsia"/>
                 <w:noProof/>
               </w:rPr>
               <w:t>動態傷害判定</w:t>
             </w:r>
             <w:r>
               <w:rPr>
-                <w:rFonts w:ascii="標楷體" w:eastAsia="標楷體" w:hAnsi="標楷體"/>
                 <w:noProof/>
                 <w:webHidden/>
               </w:rPr>
@@ -1820,7 +1707,6 @@
             </w:r>
             <w:r>
               <w:rPr>
-                <w:rFonts w:ascii="標楷體" w:eastAsia="標楷體" w:hAnsi="標楷體"/>
                 <w:noProof/>
                 <w:webHidden/>
               </w:rPr>
@@ -1828,22 +1714,19 @@
             </w:r>
             <w:r>
               <w:rPr>
-                <w:rFonts w:ascii="標楷體" w:eastAsia="標楷體" w:hAnsi="標楷體"/>
-                <w:noProof/>
-                <w:webHidden/>
-              </w:rPr>
-              <w:instrText xml:space="preserve"> PAGEREF _Toc230388082 \h </w:instrText>
-            </w:r>
-            <w:r>
-              <w:rPr>
-                <w:rFonts w:ascii="標楷體" w:eastAsia="標楷體" w:hAnsi="標楷體"/>
-                <w:noProof/>
-                <w:webHidden/>
-              </w:rPr>
-            </w:r>
-            <w:r>
-              <w:rPr>
-                <w:rFonts w:ascii="標楷體" w:eastAsia="標楷體" w:hAnsi="標楷體"/>
+                <w:noProof/>
+                <w:webHidden/>
+              </w:rPr>
+              <w:instrText xml:space="preserve"> PAGEREF _Toc230388389 \h </w:instrText>
+            </w:r>
+            <w:r>
+              <w:rPr>
+                <w:noProof/>
+                <w:webHidden/>
+              </w:rPr>
+            </w:r>
+            <w:r>
+              <w:rPr>
                 <w:noProof/>
                 <w:webHidden/>
               </w:rPr>
@@ -1851,7 +1734,6 @@
             </w:r>
             <w:r>
               <w:rPr>
-                <w:rFonts w:ascii="標楷體" w:eastAsia="標楷體" w:hAnsi="標楷體"/>
                 <w:noProof/>
                 <w:webHidden/>
               </w:rPr>
@@ -1859,7 +1741,6 @@
             </w:r>
             <w:r>
               <w:rPr>
-                <w:rFonts w:ascii="標楷體" w:eastAsia="標楷體" w:hAnsi="標楷體"/>
                 <w:noProof/>
                 <w:webHidden/>
               </w:rPr>
@@ -1875,25 +1756,26 @@
               <w:tab w:val="right" w:leader="dot" w:pos="8496"/>
             </w:tabs>
             <w:rPr>
-              <w:rFonts w:ascii="標楷體" w:eastAsia="標楷體" w:hAnsi="標楷體" w:cstheme="minorBidi"/>
+              <w:rFonts w:asciiTheme="minorHAnsi" w:eastAsiaTheme="minorEastAsia" w:hAnsiTheme="minorHAnsi" w:cstheme="minorBidi"/>
               <w:noProof/>
               <w:kern w:val="2"/>
               <w14:ligatures w14:val="standardContextual"/>
             </w:rPr>
           </w:pPr>
-          <w:hyperlink w:anchor="_Toc230388083" w:history="1">
+          <w:hyperlink w:anchor="_Toc230388390" w:history="1">
             <w:r>
               <w:rPr>
                 <w:rStyle w:val="a3"/>
-                <w:rFonts w:ascii="標楷體" w:eastAsia="標楷體" w:hAnsi="標楷體" w:cs="Times New Roman"/>
+                <w:rFonts w:eastAsia="Times New Roman" w:cs="Times New Roman"/>
                 <w:noProof/>
                 <w:spacing w:val="-1"/>
+                <w:highlight w:val="yellow"/>
               </w:rPr>
               <w:t>D.</w:t>
             </w:r>
             <w:r>
               <w:rPr>
-                <w:rFonts w:ascii="標楷體" w:eastAsia="標楷體" w:hAnsi="標楷體" w:cstheme="minorBidi"/>
+                <w:rFonts w:asciiTheme="minorHAnsi" w:eastAsiaTheme="minorEastAsia" w:hAnsiTheme="minorHAnsi" w:cstheme="minorBidi"/>
                 <w:noProof/>
                 <w:kern w:val="2"/>
                 <w14:ligatures w14:val="standardContextual"/>
@@ -1903,14 +1785,14 @@
             <w:r>
               <w:rPr>
                 <w:rStyle w:val="a3"/>
-                <w:rFonts w:ascii="標楷體" w:eastAsia="標楷體" w:hAnsi="標楷體" w:hint="eastAsia"/>
-                <w:noProof/>
+                <w:rFonts w:ascii="標楷體" w:hAnsi="標楷體" w:hint="eastAsia"/>
+                <w:noProof/>
+                <w:highlight w:val="yellow"/>
               </w:rPr>
               <w:t>碰撞計分系統</w:t>
             </w:r>
             <w:r>
               <w:rPr>
-                <w:rFonts w:ascii="標楷體" w:eastAsia="標楷體" w:hAnsi="標楷體"/>
                 <w:noProof/>
                 <w:webHidden/>
               </w:rPr>
@@ -1918,7 +1800,6 @@
             </w:r>
             <w:r>
               <w:rPr>
-                <w:rFonts w:ascii="標楷體" w:eastAsia="標楷體" w:hAnsi="標楷體"/>
                 <w:noProof/>
                 <w:webHidden/>
               </w:rPr>
@@ -1926,22 +1807,19 @@
             </w:r>
             <w:r>
               <w:rPr>
-                <w:rFonts w:ascii="標楷體" w:eastAsia="標楷體" w:hAnsi="標楷體"/>
-                <w:noProof/>
-                <w:webHidden/>
-              </w:rPr>
-              <w:instrText xml:space="preserve"> PAGEREF _Toc230388083 \h </w:instrText>
-            </w:r>
-            <w:r>
-              <w:rPr>
-                <w:rFonts w:ascii="標楷體" w:eastAsia="標楷體" w:hAnsi="標楷體"/>
-                <w:noProof/>
-                <w:webHidden/>
-              </w:rPr>
-            </w:r>
-            <w:r>
-              <w:rPr>
-                <w:rFonts w:ascii="標楷體" w:eastAsia="標楷體" w:hAnsi="標楷體"/>
+                <w:noProof/>
+                <w:webHidden/>
+              </w:rPr>
+              <w:instrText xml:space="preserve"> PAGEREF _Toc230388390 \h </w:instrText>
+            </w:r>
+            <w:r>
+              <w:rPr>
+                <w:noProof/>
+                <w:webHidden/>
+              </w:rPr>
+            </w:r>
+            <w:r>
+              <w:rPr>
                 <w:noProof/>
                 <w:webHidden/>
               </w:rPr>
@@ -1949,7 +1827,6 @@
             </w:r>
             <w:r>
               <w:rPr>
-                <w:rFonts w:ascii="標楷體" w:eastAsia="標楷體" w:hAnsi="標楷體"/>
                 <w:noProof/>
                 <w:webHidden/>
               </w:rPr>
@@ -1957,7 +1834,6 @@
             </w:r>
             <w:r>
               <w:rPr>
-                <w:rFonts w:ascii="標楷體" w:eastAsia="標楷體" w:hAnsi="標楷體"/>
                 <w:noProof/>
                 <w:webHidden/>
               </w:rPr>
@@ -1973,24 +1849,25 @@
               <w:tab w:val="right" w:leader="dot" w:pos="8496"/>
             </w:tabs>
             <w:rPr>
-              <w:rFonts w:ascii="標楷體" w:eastAsia="標楷體" w:hAnsi="標楷體" w:cstheme="minorBidi"/>
+              <w:rFonts w:asciiTheme="minorHAnsi" w:eastAsiaTheme="minorEastAsia" w:hAnsiTheme="minorHAnsi" w:cstheme="minorBidi"/>
               <w:noProof/>
               <w:kern w:val="2"/>
               <w14:ligatures w14:val="standardContextual"/>
             </w:rPr>
           </w:pPr>
-          <w:hyperlink w:anchor="_Toc230388084" w:history="1">
+          <w:hyperlink w:anchor="_Toc230388391" w:history="1">
             <w:r>
               <w:rPr>
                 <w:rStyle w:val="a3"/>
-                <w:rFonts w:ascii="標楷體" w:eastAsia="標楷體" w:hAnsi="標楷體" w:cs="Times New Roman"/>
-                <w:noProof/>
+                <w:rFonts w:eastAsia="Times New Roman" w:cs="Times New Roman"/>
+                <w:noProof/>
+                <w:highlight w:val="yellow"/>
               </w:rPr>
               <w:t>3.</w:t>
             </w:r>
             <w:r>
               <w:rPr>
-                <w:rFonts w:ascii="標楷體" w:eastAsia="標楷體" w:hAnsi="標楷體" w:cstheme="minorBidi"/>
+                <w:rFonts w:asciiTheme="minorHAnsi" w:eastAsiaTheme="minorEastAsia" w:hAnsiTheme="minorHAnsi" w:cstheme="minorBidi"/>
                 <w:noProof/>
                 <w:kern w:val="2"/>
                 <w14:ligatures w14:val="standardContextual"/>
@@ -2000,14 +1877,14 @@
             <w:r>
               <w:rPr>
                 <w:rStyle w:val="a3"/>
-                <w:rFonts w:ascii="標楷體" w:eastAsia="標楷體" w:hAnsi="標楷體" w:hint="eastAsia"/>
-                <w:noProof/>
+                <w:rFonts w:ascii="標楷體" w:hAnsi="標楷體" w:hint="eastAsia"/>
+                <w:noProof/>
+                <w:highlight w:val="yellow"/>
               </w:rPr>
               <w:t>關卡管理與動態生成方法</w:t>
             </w:r>
             <w:r>
               <w:rPr>
-                <w:rFonts w:ascii="標楷體" w:eastAsia="標楷體" w:hAnsi="標楷體"/>
                 <w:noProof/>
                 <w:webHidden/>
               </w:rPr>
@@ -2015,7 +1892,6 @@
             </w:r>
             <w:r>
               <w:rPr>
-                <w:rFonts w:ascii="標楷體" w:eastAsia="標楷體" w:hAnsi="標楷體"/>
                 <w:noProof/>
                 <w:webHidden/>
               </w:rPr>
@@ -2023,22 +1899,19 @@
             </w:r>
             <w:r>
               <w:rPr>
-                <w:rFonts w:ascii="標楷體" w:eastAsia="標楷體" w:hAnsi="標楷體"/>
-                <w:noProof/>
-                <w:webHidden/>
-              </w:rPr>
-              <w:instrText xml:space="preserve"> PAGEREF _Toc230388084 \h </w:instrText>
-            </w:r>
-            <w:r>
-              <w:rPr>
-                <w:rFonts w:ascii="標楷體" w:eastAsia="標楷體" w:hAnsi="標楷體"/>
-                <w:noProof/>
-                <w:webHidden/>
-              </w:rPr>
-            </w:r>
-            <w:r>
-              <w:rPr>
-                <w:rFonts w:ascii="標楷體" w:eastAsia="標楷體" w:hAnsi="標楷體"/>
+                <w:noProof/>
+                <w:webHidden/>
+              </w:rPr>
+              <w:instrText xml:space="preserve"> PAGEREF _Toc230388391 \h </w:instrText>
+            </w:r>
+            <w:r>
+              <w:rPr>
+                <w:noProof/>
+                <w:webHidden/>
+              </w:rPr>
+            </w:r>
+            <w:r>
+              <w:rPr>
                 <w:noProof/>
                 <w:webHidden/>
               </w:rPr>
@@ -2046,7 +1919,6 @@
             </w:r>
             <w:r>
               <w:rPr>
-                <w:rFonts w:ascii="標楷體" w:eastAsia="標楷體" w:hAnsi="標楷體"/>
                 <w:noProof/>
                 <w:webHidden/>
               </w:rPr>
@@ -2054,7 +1926,6 @@
             </w:r>
             <w:r>
               <w:rPr>
-                <w:rFonts w:ascii="標楷體" w:eastAsia="標楷體" w:hAnsi="標楷體"/>
                 <w:noProof/>
                 <w:webHidden/>
               </w:rPr>
@@ -2070,25 +1941,26 @@
               <w:tab w:val="right" w:leader="dot" w:pos="8496"/>
             </w:tabs>
             <w:rPr>
-              <w:rFonts w:ascii="標楷體" w:eastAsia="標楷體" w:hAnsi="標楷體" w:cstheme="minorBidi"/>
+              <w:rFonts w:asciiTheme="minorHAnsi" w:eastAsiaTheme="minorEastAsia" w:hAnsiTheme="minorHAnsi" w:cstheme="minorBidi"/>
               <w:noProof/>
               <w:kern w:val="2"/>
               <w14:ligatures w14:val="standardContextual"/>
             </w:rPr>
           </w:pPr>
-          <w:hyperlink w:anchor="_Toc230388085" w:history="1">
+          <w:hyperlink w:anchor="_Toc230388392" w:history="1">
             <w:r>
               <w:rPr>
                 <w:rStyle w:val="a3"/>
-                <w:rFonts w:ascii="標楷體" w:eastAsia="標楷體" w:hAnsi="標楷體" w:cs="Times New Roman"/>
+                <w:rFonts w:eastAsia="Times New Roman" w:cs="Times New Roman"/>
                 <w:noProof/>
                 <w:spacing w:val="-1"/>
+                <w:highlight w:val="yellow"/>
               </w:rPr>
               <w:t>A.</w:t>
             </w:r>
             <w:r>
               <w:rPr>
-                <w:rFonts w:ascii="標楷體" w:eastAsia="標楷體" w:hAnsi="標楷體" w:cstheme="minorBidi"/>
+                <w:rFonts w:asciiTheme="minorHAnsi" w:eastAsiaTheme="minorEastAsia" w:hAnsiTheme="minorHAnsi" w:cstheme="minorBidi"/>
                 <w:noProof/>
                 <w:kern w:val="2"/>
                 <w14:ligatures w14:val="standardContextual"/>
@@ -2098,14 +1970,14 @@
             <w:r>
               <w:rPr>
                 <w:rStyle w:val="a3"/>
-                <w:rFonts w:ascii="標楷體" w:eastAsia="標楷體" w:hAnsi="標楷體" w:hint="eastAsia"/>
-                <w:noProof/>
+                <w:rFonts w:ascii="標楷體" w:hAnsi="標楷體" w:hint="eastAsia"/>
+                <w:noProof/>
+                <w:highlight w:val="yellow"/>
               </w:rPr>
               <w:t>動態關卡生成</w:t>
             </w:r>
             <w:r>
               <w:rPr>
-                <w:rFonts w:ascii="標楷體" w:eastAsia="標楷體" w:hAnsi="標楷體"/>
                 <w:noProof/>
                 <w:webHidden/>
               </w:rPr>
@@ -2113,7 +1985,6 @@
             </w:r>
             <w:r>
               <w:rPr>
-                <w:rFonts w:ascii="標楷體" w:eastAsia="標楷體" w:hAnsi="標楷體"/>
                 <w:noProof/>
                 <w:webHidden/>
               </w:rPr>
@@ -2121,22 +1992,19 @@
             </w:r>
             <w:r>
               <w:rPr>
-                <w:rFonts w:ascii="標楷體" w:eastAsia="標楷體" w:hAnsi="標楷體"/>
-                <w:noProof/>
-                <w:webHidden/>
-              </w:rPr>
-              <w:instrText xml:space="preserve"> PAGEREF _Toc230388085 \h </w:instrText>
-            </w:r>
-            <w:r>
-              <w:rPr>
-                <w:rFonts w:ascii="標楷體" w:eastAsia="標楷體" w:hAnsi="標楷體"/>
-                <w:noProof/>
-                <w:webHidden/>
-              </w:rPr>
-            </w:r>
-            <w:r>
-              <w:rPr>
-                <w:rFonts w:ascii="標楷體" w:eastAsia="標楷體" w:hAnsi="標楷體"/>
+                <w:noProof/>
+                <w:webHidden/>
+              </w:rPr>
+              <w:instrText xml:space="preserve"> PAGEREF _Toc230388392 \h </w:instrText>
+            </w:r>
+            <w:r>
+              <w:rPr>
+                <w:noProof/>
+                <w:webHidden/>
+              </w:rPr>
+            </w:r>
+            <w:r>
+              <w:rPr>
                 <w:noProof/>
                 <w:webHidden/>
               </w:rPr>
@@ -2144,7 +2012,6 @@
             </w:r>
             <w:r>
               <w:rPr>
-                <w:rFonts w:ascii="標楷體" w:eastAsia="標楷體" w:hAnsi="標楷體"/>
                 <w:noProof/>
                 <w:webHidden/>
               </w:rPr>
@@ -2152,7 +2019,6 @@
             </w:r>
             <w:r>
               <w:rPr>
-                <w:rFonts w:ascii="標楷體" w:eastAsia="標楷體" w:hAnsi="標楷體"/>
                 <w:noProof/>
                 <w:webHidden/>
               </w:rPr>
@@ -2168,25 +2034,26 @@
               <w:tab w:val="right" w:leader="dot" w:pos="8496"/>
             </w:tabs>
             <w:rPr>
-              <w:rFonts w:ascii="標楷體" w:eastAsia="標楷體" w:hAnsi="標楷體" w:cstheme="minorBidi"/>
+              <w:rFonts w:asciiTheme="minorHAnsi" w:eastAsiaTheme="minorEastAsia" w:hAnsiTheme="minorHAnsi" w:cstheme="minorBidi"/>
               <w:noProof/>
               <w:kern w:val="2"/>
               <w14:ligatures w14:val="standardContextual"/>
             </w:rPr>
           </w:pPr>
-          <w:hyperlink w:anchor="_Toc230388086" w:history="1">
+          <w:hyperlink w:anchor="_Toc230388393" w:history="1">
             <w:r>
               <w:rPr>
                 <w:rStyle w:val="a3"/>
-                <w:rFonts w:ascii="標楷體" w:eastAsia="標楷體" w:hAnsi="標楷體" w:cs="Times New Roman"/>
+                <w:rFonts w:eastAsia="Times New Roman" w:cs="Times New Roman"/>
                 <w:noProof/>
                 <w:spacing w:val="-1"/>
+                <w:highlight w:val="yellow"/>
               </w:rPr>
               <w:t>B.</w:t>
             </w:r>
             <w:r>
               <w:rPr>
-                <w:rFonts w:ascii="標楷體" w:eastAsia="標楷體" w:hAnsi="標楷體" w:cstheme="minorBidi"/>
+                <w:rFonts w:asciiTheme="minorHAnsi" w:eastAsiaTheme="minorEastAsia" w:hAnsiTheme="minorHAnsi" w:cstheme="minorBidi"/>
                 <w:noProof/>
                 <w:kern w:val="2"/>
                 <w14:ligatures w14:val="standardContextual"/>
@@ -2196,14 +2063,14 @@
             <w:r>
               <w:rPr>
                 <w:rStyle w:val="a3"/>
-                <w:rFonts w:ascii="標楷體" w:eastAsia="標楷體" w:hAnsi="標楷體" w:hint="eastAsia"/>
-                <w:noProof/>
+                <w:rFonts w:ascii="標楷體" w:hAnsi="標楷體" w:hint="eastAsia"/>
+                <w:noProof/>
+                <w:highlight w:val="yellow"/>
               </w:rPr>
               <w:t>關卡結算</w:t>
             </w:r>
             <w:r>
               <w:rPr>
-                <w:rFonts w:ascii="標楷體" w:eastAsia="標楷體" w:hAnsi="標楷體"/>
                 <w:noProof/>
                 <w:webHidden/>
               </w:rPr>
@@ -2211,7 +2078,6 @@
             </w:r>
             <w:r>
               <w:rPr>
-                <w:rFonts w:ascii="標楷體" w:eastAsia="標楷體" w:hAnsi="標楷體"/>
                 <w:noProof/>
                 <w:webHidden/>
               </w:rPr>
@@ -2219,22 +2085,19 @@
             </w:r>
             <w:r>
               <w:rPr>
-                <w:rFonts w:ascii="標楷體" w:eastAsia="標楷體" w:hAnsi="標楷體"/>
-                <w:noProof/>
-                <w:webHidden/>
-              </w:rPr>
-              <w:instrText xml:space="preserve"> PAGEREF _Toc230388086 \h </w:instrText>
-            </w:r>
-            <w:r>
-              <w:rPr>
-                <w:rFonts w:ascii="標楷體" w:eastAsia="標楷體" w:hAnsi="標楷體"/>
-                <w:noProof/>
-                <w:webHidden/>
-              </w:rPr>
-            </w:r>
-            <w:r>
-              <w:rPr>
-                <w:rFonts w:ascii="標楷體" w:eastAsia="標楷體" w:hAnsi="標楷體"/>
+                <w:noProof/>
+                <w:webHidden/>
+              </w:rPr>
+              <w:instrText xml:space="preserve"> PAGEREF _Toc230388393 \h </w:instrText>
+            </w:r>
+            <w:r>
+              <w:rPr>
+                <w:noProof/>
+                <w:webHidden/>
+              </w:rPr>
+            </w:r>
+            <w:r>
+              <w:rPr>
                 <w:noProof/>
                 <w:webHidden/>
               </w:rPr>
@@ -2242,7 +2105,6 @@
             </w:r>
             <w:r>
               <w:rPr>
-                <w:rFonts w:ascii="標楷體" w:eastAsia="標楷體" w:hAnsi="標楷體"/>
                 <w:noProof/>
                 <w:webHidden/>
               </w:rPr>
@@ -2250,7 +2112,6 @@
             </w:r>
             <w:r>
               <w:rPr>
-                <w:rFonts w:ascii="標楷體" w:eastAsia="標楷體" w:hAnsi="標楷體"/>
                 <w:noProof/>
                 <w:webHidden/>
               </w:rPr>
@@ -2266,24 +2127,24 @@
               <w:tab w:val="right" w:leader="dot" w:pos="8496"/>
             </w:tabs>
             <w:rPr>
-              <w:rFonts w:ascii="標楷體" w:eastAsia="標楷體" w:hAnsi="標楷體" w:cstheme="minorBidi"/>
+              <w:rFonts w:asciiTheme="minorHAnsi" w:eastAsiaTheme="minorEastAsia" w:hAnsiTheme="minorHAnsi" w:cstheme="minorBidi"/>
               <w:noProof/>
               <w:kern w:val="2"/>
               <w14:ligatures w14:val="standardContextual"/>
             </w:rPr>
           </w:pPr>
-          <w:hyperlink w:anchor="_Toc230388087" w:history="1">
+          <w:hyperlink w:anchor="_Toc230388394" w:history="1">
             <w:r>
               <w:rPr>
                 <w:rStyle w:val="a3"/>
-                <w:rFonts w:ascii="標楷體" w:eastAsia="標楷體" w:hAnsi="標楷體" w:cs="Times New Roman"/>
+                <w:rFonts w:eastAsia="Times New Roman" w:cs="Times New Roman"/>
                 <w:noProof/>
               </w:rPr>
               <w:t>4.</w:t>
             </w:r>
             <w:r>
               <w:rPr>
-                <w:rFonts w:ascii="標楷體" w:eastAsia="標楷體" w:hAnsi="標楷體" w:cstheme="minorBidi"/>
+                <w:rFonts w:asciiTheme="minorHAnsi" w:eastAsiaTheme="minorEastAsia" w:hAnsiTheme="minorHAnsi" w:cstheme="minorBidi"/>
                 <w:noProof/>
                 <w:kern w:val="2"/>
                 <w14:ligatures w14:val="standardContextual"/>
@@ -2293,14 +2154,13 @@
             <w:r>
               <w:rPr>
                 <w:rStyle w:val="a3"/>
-                <w:rFonts w:ascii="標楷體" w:eastAsia="標楷體" w:hAnsi="標楷體" w:hint="eastAsia"/>
+                <w:rFonts w:ascii="標楷體" w:hAnsi="標楷體" w:hint="eastAsia"/>
                 <w:noProof/>
               </w:rPr>
               <w:t>軟體工程管理與數位看板協作</w:t>
             </w:r>
             <w:r>
               <w:rPr>
-                <w:rFonts w:ascii="標楷體" w:eastAsia="標楷體" w:hAnsi="標楷體"/>
                 <w:noProof/>
                 <w:webHidden/>
               </w:rPr>
@@ -2308,7 +2168,6 @@
             </w:r>
             <w:r>
               <w:rPr>
-                <w:rFonts w:ascii="標楷體" w:eastAsia="標楷體" w:hAnsi="標楷體"/>
                 <w:noProof/>
                 <w:webHidden/>
               </w:rPr>
@@ -2316,22 +2175,19 @@
             </w:r>
             <w:r>
               <w:rPr>
-                <w:rFonts w:ascii="標楷體" w:eastAsia="標楷體" w:hAnsi="標楷體"/>
-                <w:noProof/>
-                <w:webHidden/>
-              </w:rPr>
-              <w:instrText xml:space="preserve"> PAGEREF _Toc230388087 \h </w:instrText>
-            </w:r>
-            <w:r>
-              <w:rPr>
-                <w:rFonts w:ascii="標楷體" w:eastAsia="標楷體" w:hAnsi="標楷體"/>
-                <w:noProof/>
-                <w:webHidden/>
-              </w:rPr>
-            </w:r>
-            <w:r>
-              <w:rPr>
-                <w:rFonts w:ascii="標楷體" w:eastAsia="標楷體" w:hAnsi="標楷體"/>
+                <w:noProof/>
+                <w:webHidden/>
+              </w:rPr>
+              <w:instrText xml:space="preserve"> PAGEREF _Toc230388394 \h </w:instrText>
+            </w:r>
+            <w:r>
+              <w:rPr>
+                <w:noProof/>
+                <w:webHidden/>
+              </w:rPr>
+            </w:r>
+            <w:r>
+              <w:rPr>
                 <w:noProof/>
                 <w:webHidden/>
               </w:rPr>
@@ -2339,7 +2195,6 @@
             </w:r>
             <w:r>
               <w:rPr>
-                <w:rFonts w:ascii="標楷體" w:eastAsia="標楷體" w:hAnsi="標楷體"/>
                 <w:noProof/>
                 <w:webHidden/>
               </w:rPr>
@@ -2347,7 +2202,6 @@
             </w:r>
             <w:r>
               <w:rPr>
-                <w:rFonts w:ascii="標楷體" w:eastAsia="標楷體" w:hAnsi="標楷體"/>
                 <w:noProof/>
                 <w:webHidden/>
               </w:rPr>
@@ -2363,17 +2217,17 @@
               <w:tab w:val="right" w:leader="dot" w:pos="8496"/>
             </w:tabs>
             <w:rPr>
-              <w:rFonts w:ascii="標楷體" w:eastAsia="標楷體" w:hAnsi="標楷體" w:cstheme="minorBidi"/>
+              <w:rFonts w:asciiTheme="minorHAnsi" w:eastAsiaTheme="minorEastAsia" w:hAnsiTheme="minorHAnsi" w:cstheme="minorBidi"/>
               <w:noProof/>
               <w:kern w:val="2"/>
               <w14:ligatures w14:val="standardContextual"/>
             </w:rPr>
           </w:pPr>
-          <w:hyperlink w:anchor="_Toc230388088" w:history="1">
+          <w:hyperlink w:anchor="_Toc230388395" w:history="1">
             <w:r>
               <w:rPr>
                 <w:rStyle w:val="a3"/>
-                <w:rFonts w:ascii="標楷體" w:eastAsia="標楷體" w:hAnsi="標楷體" w:cs="Times New Roman"/>
+                <w:rFonts w:eastAsia="Times New Roman" w:cs="Times New Roman"/>
                 <w:noProof/>
                 <w:spacing w:val="-1"/>
               </w:rPr>
@@ -2381,7 +2235,7 @@
             </w:r>
             <w:r>
               <w:rPr>
-                <w:rFonts w:ascii="標楷體" w:eastAsia="標楷體" w:hAnsi="標楷體" w:cstheme="minorBidi"/>
+                <w:rFonts w:asciiTheme="minorHAnsi" w:eastAsiaTheme="minorEastAsia" w:hAnsiTheme="minorHAnsi" w:cstheme="minorBidi"/>
                 <w:noProof/>
                 <w:kern w:val="2"/>
                 <w14:ligatures w14:val="standardContextual"/>
@@ -2391,7 +2245,7 @@
             <w:r>
               <w:rPr>
                 <w:rStyle w:val="a3"/>
-                <w:rFonts w:ascii="標楷體" w:eastAsia="標楷體" w:hAnsi="標楷體"/>
+                <w:rFonts w:ascii="標楷體" w:hAnsi="標楷體"/>
                 <w:noProof/>
               </w:rPr>
               <w:t>GitHub Project</w:t>
@@ -2399,14 +2253,13 @@
             <w:r>
               <w:rPr>
                 <w:rStyle w:val="a3"/>
-                <w:rFonts w:ascii="標楷體" w:eastAsia="標楷體" w:hAnsi="標楷體" w:hint="eastAsia"/>
+                <w:rFonts w:ascii="標楷體" w:hAnsi="標楷體" w:hint="eastAsia"/>
                 <w:noProof/>
               </w:rPr>
               <w:t>管理</w:t>
             </w:r>
             <w:r>
               <w:rPr>
-                <w:rFonts w:ascii="標楷體" w:eastAsia="標楷體" w:hAnsi="標楷體"/>
                 <w:noProof/>
                 <w:webHidden/>
               </w:rPr>
@@ -2414,7 +2267,6 @@
             </w:r>
             <w:r>
               <w:rPr>
-                <w:rFonts w:ascii="標楷體" w:eastAsia="標楷體" w:hAnsi="標楷體"/>
                 <w:noProof/>
                 <w:webHidden/>
               </w:rPr>
@@ -2422,22 +2274,19 @@
             </w:r>
             <w:r>
               <w:rPr>
-                <w:rFonts w:ascii="標楷體" w:eastAsia="標楷體" w:hAnsi="標楷體"/>
-                <w:noProof/>
-                <w:webHidden/>
-              </w:rPr>
-              <w:instrText xml:space="preserve"> PAGEREF _Toc230388088 \h </w:instrText>
-            </w:r>
-            <w:r>
-              <w:rPr>
-                <w:rFonts w:ascii="標楷體" w:eastAsia="標楷體" w:hAnsi="標楷體"/>
-                <w:noProof/>
-                <w:webHidden/>
-              </w:rPr>
-            </w:r>
-            <w:r>
-              <w:rPr>
-                <w:rFonts w:ascii="標楷體" w:eastAsia="標楷體" w:hAnsi="標楷體"/>
+                <w:noProof/>
+                <w:webHidden/>
+              </w:rPr>
+              <w:instrText xml:space="preserve"> PAGEREF _Toc230388395 \h </w:instrText>
+            </w:r>
+            <w:r>
+              <w:rPr>
+                <w:noProof/>
+                <w:webHidden/>
+              </w:rPr>
+            </w:r>
+            <w:r>
+              <w:rPr>
                 <w:noProof/>
                 <w:webHidden/>
               </w:rPr>
@@ -2445,7 +2294,6 @@
             </w:r>
             <w:r>
               <w:rPr>
-                <w:rFonts w:ascii="標楷體" w:eastAsia="標楷體" w:hAnsi="標楷體"/>
                 <w:noProof/>
                 <w:webHidden/>
               </w:rPr>
@@ -2453,7 +2301,6 @@
             </w:r>
             <w:r>
               <w:rPr>
-                <w:rFonts w:ascii="標楷體" w:eastAsia="標楷體" w:hAnsi="標楷體"/>
                 <w:noProof/>
                 <w:webHidden/>
               </w:rPr>
@@ -2468,13 +2315,13 @@
               <w:tab w:val="right" w:leader="dot" w:pos="8496"/>
             </w:tabs>
             <w:rPr>
-              <w:rFonts w:ascii="標楷體" w:eastAsia="標楷體" w:hAnsi="標楷體" w:cstheme="minorBidi"/>
+              <w:rFonts w:asciiTheme="minorHAnsi" w:eastAsiaTheme="minorEastAsia" w:hAnsiTheme="minorHAnsi" w:cstheme="minorBidi"/>
               <w:noProof/>
               <w:kern w:val="2"/>
               <w14:ligatures w14:val="standardContextual"/>
             </w:rPr>
           </w:pPr>
-          <w:hyperlink w:anchor="_Toc230388089" w:history="1">
+          <w:hyperlink w:anchor="_Toc230388396" w:history="1">
             <w:r>
               <w:rPr>
                 <w:rStyle w:val="a3"/>
@@ -2485,7 +2332,7 @@
             </w:r>
             <w:r>
               <w:rPr>
-                <w:rFonts w:ascii="標楷體" w:eastAsia="標楷體" w:hAnsi="標楷體" w:cstheme="minorBidi"/>
+                <w:rFonts w:asciiTheme="minorHAnsi" w:eastAsiaTheme="minorEastAsia" w:hAnsiTheme="minorHAnsi" w:cstheme="minorBidi"/>
                 <w:noProof/>
                 <w:kern w:val="2"/>
                 <w14:ligatures w14:val="standardContextual"/>
@@ -2503,7 +2350,6 @@
             </w:r>
             <w:r>
               <w:rPr>
-                <w:rFonts w:ascii="標楷體" w:eastAsia="標楷體" w:hAnsi="標楷體"/>
                 <w:noProof/>
                 <w:webHidden/>
               </w:rPr>
@@ -2511,7 +2357,6 @@
             </w:r>
             <w:r>
               <w:rPr>
-                <w:rFonts w:ascii="標楷體" w:eastAsia="標楷體" w:hAnsi="標楷體"/>
                 <w:noProof/>
                 <w:webHidden/>
               </w:rPr>
@@ -2519,22 +2364,19 @@
             </w:r>
             <w:r>
               <w:rPr>
-                <w:rFonts w:ascii="標楷體" w:eastAsia="標楷體" w:hAnsi="標楷體"/>
-                <w:noProof/>
-                <w:webHidden/>
-              </w:rPr>
-              <w:instrText xml:space="preserve"> PAGEREF _Toc230388089 \h </w:instrText>
-            </w:r>
-            <w:r>
-              <w:rPr>
-                <w:rFonts w:ascii="標楷體" w:eastAsia="標楷體" w:hAnsi="標楷體"/>
-                <w:noProof/>
-                <w:webHidden/>
-              </w:rPr>
-            </w:r>
-            <w:r>
-              <w:rPr>
-                <w:rFonts w:ascii="標楷體" w:eastAsia="標楷體" w:hAnsi="標楷體"/>
+                <w:noProof/>
+                <w:webHidden/>
+              </w:rPr>
+              <w:instrText xml:space="preserve"> PAGEREF _Toc230388396 \h </w:instrText>
+            </w:r>
+            <w:r>
+              <w:rPr>
+                <w:noProof/>
+                <w:webHidden/>
+              </w:rPr>
+            </w:r>
+            <w:r>
+              <w:rPr>
                 <w:noProof/>
                 <w:webHidden/>
               </w:rPr>
@@ -2542,7 +2384,6 @@
             </w:r>
             <w:r>
               <w:rPr>
-                <w:rFonts w:ascii="標楷體" w:eastAsia="標楷體" w:hAnsi="標楷體"/>
                 <w:noProof/>
                 <w:webHidden/>
               </w:rPr>
@@ -2550,7 +2391,6 @@
             </w:r>
             <w:r>
               <w:rPr>
-                <w:rFonts w:ascii="標楷體" w:eastAsia="標楷體" w:hAnsi="標楷體"/>
                 <w:noProof/>
                 <w:webHidden/>
               </w:rPr>
@@ -2566,24 +2406,25 @@
               <w:tab w:val="right" w:leader="dot" w:pos="8496"/>
             </w:tabs>
             <w:rPr>
-              <w:rFonts w:ascii="標楷體" w:eastAsia="標楷體" w:hAnsi="標楷體" w:cstheme="minorBidi"/>
+              <w:rFonts w:asciiTheme="minorHAnsi" w:eastAsiaTheme="minorEastAsia" w:hAnsiTheme="minorHAnsi" w:cstheme="minorBidi"/>
               <w:noProof/>
               <w:kern w:val="2"/>
               <w14:ligatures w14:val="standardContextual"/>
             </w:rPr>
           </w:pPr>
-          <w:hyperlink w:anchor="_Toc230388090" w:history="1">
+          <w:hyperlink w:anchor="_Toc230388397" w:history="1">
             <w:r>
               <w:rPr>
                 <w:rStyle w:val="a3"/>
-                <w:rFonts w:ascii="標楷體" w:eastAsia="標楷體" w:hAnsi="標楷體" w:cs="Times New Roman"/>
-                <w:noProof/>
+                <w:rFonts w:eastAsia="Times New Roman" w:cs="Times New Roman"/>
+                <w:noProof/>
+                <w:highlight w:val="yellow"/>
               </w:rPr>
               <w:t>1.</w:t>
             </w:r>
             <w:r>
               <w:rPr>
-                <w:rFonts w:ascii="標楷體" w:eastAsia="標楷體" w:hAnsi="標楷體" w:cstheme="minorBidi"/>
+                <w:rFonts w:asciiTheme="minorHAnsi" w:eastAsiaTheme="minorEastAsia" w:hAnsiTheme="minorHAnsi" w:cstheme="minorBidi"/>
                 <w:noProof/>
                 <w:kern w:val="2"/>
                 <w14:ligatures w14:val="standardContextual"/>
@@ -2593,15 +2434,15 @@
             <w:r>
               <w:rPr>
                 <w:rStyle w:val="a3"/>
-                <w:rFonts w:ascii="標楷體" w:eastAsia="標楷體" w:hAnsi="標楷體" w:cs="Times New Roman" w:hint="eastAsia"/>
+                <w:rFonts w:ascii="標楷體" w:hAnsi="標楷體" w:cs="Times New Roman" w:hint="eastAsia"/>
                 <w:noProof/>
                 <w:spacing w:val="-2"/>
+                <w:highlight w:val="yellow"/>
               </w:rPr>
               <w:t>問題及解決方法</w:t>
             </w:r>
             <w:r>
               <w:rPr>
-                <w:rFonts w:ascii="標楷體" w:eastAsia="標楷體" w:hAnsi="標楷體"/>
                 <w:noProof/>
                 <w:webHidden/>
               </w:rPr>
@@ -2609,7 +2450,6 @@
             </w:r>
             <w:r>
               <w:rPr>
-                <w:rFonts w:ascii="標楷體" w:eastAsia="標楷體" w:hAnsi="標楷體"/>
                 <w:noProof/>
                 <w:webHidden/>
               </w:rPr>
@@ -2617,22 +2457,19 @@
             </w:r>
             <w:r>
               <w:rPr>
-                <w:rFonts w:ascii="標楷體" w:eastAsia="標楷體" w:hAnsi="標楷體"/>
-                <w:noProof/>
-                <w:webHidden/>
-              </w:rPr>
-              <w:instrText xml:space="preserve"> PAGEREF _Toc230388090 \h </w:instrText>
-            </w:r>
-            <w:r>
-              <w:rPr>
-                <w:rFonts w:ascii="標楷體" w:eastAsia="標楷體" w:hAnsi="標楷體"/>
-                <w:noProof/>
-                <w:webHidden/>
-              </w:rPr>
-            </w:r>
-            <w:r>
-              <w:rPr>
-                <w:rFonts w:ascii="標楷體" w:eastAsia="標楷體" w:hAnsi="標楷體"/>
+                <w:noProof/>
+                <w:webHidden/>
+              </w:rPr>
+              <w:instrText xml:space="preserve"> PAGEREF _Toc230388397 \h </w:instrText>
+            </w:r>
+            <w:r>
+              <w:rPr>
+                <w:noProof/>
+                <w:webHidden/>
+              </w:rPr>
+            </w:r>
+            <w:r>
+              <w:rPr>
                 <w:noProof/>
                 <w:webHidden/>
               </w:rPr>
@@ -2640,7 +2477,6 @@
             </w:r>
             <w:r>
               <w:rPr>
-                <w:rFonts w:ascii="標楷體" w:eastAsia="標楷體" w:hAnsi="標楷體"/>
                 <w:noProof/>
                 <w:webHidden/>
               </w:rPr>
@@ -2648,7 +2484,6 @@
             </w:r>
             <w:r>
               <w:rPr>
-                <w:rFonts w:ascii="標楷體" w:eastAsia="標楷體" w:hAnsi="標楷體"/>
                 <w:noProof/>
                 <w:webHidden/>
               </w:rPr>
@@ -2664,24 +2499,24 @@
               <w:tab w:val="right" w:leader="dot" w:pos="8496"/>
             </w:tabs>
             <w:rPr>
-              <w:rFonts w:ascii="標楷體" w:eastAsia="標楷體" w:hAnsi="標楷體" w:cstheme="minorBidi"/>
+              <w:rFonts w:asciiTheme="minorHAnsi" w:eastAsiaTheme="minorEastAsia" w:hAnsiTheme="minorHAnsi" w:cstheme="minorBidi"/>
               <w:noProof/>
               <w:kern w:val="2"/>
               <w14:ligatures w14:val="standardContextual"/>
             </w:rPr>
           </w:pPr>
-          <w:hyperlink w:anchor="_Toc230388091" w:history="1">
+          <w:hyperlink w:anchor="_Toc230388398" w:history="1">
             <w:r>
               <w:rPr>
                 <w:rStyle w:val="a3"/>
-                <w:rFonts w:ascii="標楷體" w:eastAsia="標楷體" w:hAnsi="標楷體" w:cs="Times New Roman"/>
+                <w:rFonts w:eastAsia="Times New Roman" w:cs="Times New Roman"/>
                 <w:noProof/>
               </w:rPr>
               <w:t>2.</w:t>
             </w:r>
             <w:r>
               <w:rPr>
-                <w:rFonts w:ascii="標楷體" w:eastAsia="標楷體" w:hAnsi="標楷體" w:cstheme="minorBidi"/>
+                <w:rFonts w:asciiTheme="minorHAnsi" w:eastAsiaTheme="minorEastAsia" w:hAnsiTheme="minorHAnsi" w:cstheme="minorBidi"/>
                 <w:noProof/>
                 <w:kern w:val="2"/>
                 <w14:ligatures w14:val="standardContextual"/>
@@ -2691,7 +2526,7 @@
             <w:r>
               <w:rPr>
                 <w:rStyle w:val="a3"/>
-                <w:rFonts w:ascii="標楷體" w:eastAsia="標楷體" w:hAnsi="標楷體" w:cs="Times New Roman" w:hint="eastAsia"/>
+                <w:rFonts w:ascii="標楷體" w:hAnsi="標楷體" w:cs="Times New Roman" w:hint="eastAsia"/>
                 <w:noProof/>
                 <w:spacing w:val="-3"/>
               </w:rPr>
@@ -2699,7 +2534,6 @@
             </w:r>
             <w:r>
               <w:rPr>
-                <w:rFonts w:ascii="標楷體" w:eastAsia="標楷體" w:hAnsi="標楷體"/>
                 <w:noProof/>
                 <w:webHidden/>
               </w:rPr>
@@ -2707,7 +2541,6 @@
             </w:r>
             <w:r>
               <w:rPr>
-                <w:rFonts w:ascii="標楷體" w:eastAsia="標楷體" w:hAnsi="標楷體"/>
                 <w:noProof/>
                 <w:webHidden/>
               </w:rPr>
@@ -2715,22 +2548,19 @@
             </w:r>
             <w:r>
               <w:rPr>
-                <w:rFonts w:ascii="標楷體" w:eastAsia="標楷體" w:hAnsi="標楷體"/>
-                <w:noProof/>
-                <w:webHidden/>
-              </w:rPr>
-              <w:instrText xml:space="preserve"> PAGEREF _Toc230388091 \h </w:instrText>
-            </w:r>
-            <w:r>
-              <w:rPr>
-                <w:rFonts w:ascii="標楷體" w:eastAsia="標楷體" w:hAnsi="標楷體"/>
-                <w:noProof/>
-                <w:webHidden/>
-              </w:rPr>
-            </w:r>
-            <w:r>
-              <w:rPr>
-                <w:rFonts w:ascii="標楷體" w:eastAsia="標楷體" w:hAnsi="標楷體"/>
+                <w:noProof/>
+                <w:webHidden/>
+              </w:rPr>
+              <w:instrText xml:space="preserve"> PAGEREF _Toc230388398 \h </w:instrText>
+            </w:r>
+            <w:r>
+              <w:rPr>
+                <w:noProof/>
+                <w:webHidden/>
+              </w:rPr>
+            </w:r>
+            <w:r>
+              <w:rPr>
                 <w:noProof/>
                 <w:webHidden/>
               </w:rPr>
@@ -2738,7 +2568,6 @@
             </w:r>
             <w:r>
               <w:rPr>
-                <w:rFonts w:ascii="標楷體" w:eastAsia="標楷體" w:hAnsi="標楷體"/>
                 <w:noProof/>
                 <w:webHidden/>
               </w:rPr>
@@ -2746,7 +2575,6 @@
             </w:r>
             <w:r>
               <w:rPr>
-                <w:rFonts w:ascii="標楷體" w:eastAsia="標楷體" w:hAnsi="標楷體"/>
                 <w:noProof/>
                 <w:webHidden/>
               </w:rPr>
@@ -2762,24 +2590,24 @@
               <w:tab w:val="right" w:leader="dot" w:pos="8496"/>
             </w:tabs>
             <w:rPr>
-              <w:rFonts w:ascii="標楷體" w:eastAsia="標楷體" w:hAnsi="標楷體" w:cstheme="minorBidi"/>
+              <w:rFonts w:asciiTheme="minorHAnsi" w:eastAsiaTheme="minorEastAsia" w:hAnsiTheme="minorHAnsi" w:cstheme="minorBidi"/>
               <w:noProof/>
               <w:kern w:val="2"/>
               <w14:ligatures w14:val="standardContextual"/>
             </w:rPr>
           </w:pPr>
-          <w:hyperlink w:anchor="_Toc230388092" w:history="1">
+          <w:hyperlink w:anchor="_Toc230388399" w:history="1">
             <w:r>
               <w:rPr>
                 <w:rStyle w:val="a3"/>
-                <w:rFonts w:ascii="標楷體" w:eastAsia="標楷體" w:hAnsi="標楷體" w:cs="Times New Roman"/>
+                <w:rFonts w:eastAsia="Times New Roman" w:cs="Times New Roman"/>
                 <w:noProof/>
               </w:rPr>
               <w:t>3.</w:t>
             </w:r>
             <w:r>
               <w:rPr>
-                <w:rFonts w:ascii="標楷體" w:eastAsia="標楷體" w:hAnsi="標楷體" w:cstheme="minorBidi"/>
+                <w:rFonts w:asciiTheme="minorHAnsi" w:eastAsiaTheme="minorEastAsia" w:hAnsiTheme="minorHAnsi" w:cstheme="minorBidi"/>
                 <w:noProof/>
                 <w:kern w:val="2"/>
                 <w14:ligatures w14:val="standardContextual"/>
@@ -2789,7 +2617,7 @@
             <w:r>
               <w:rPr>
                 <w:rStyle w:val="a3"/>
-                <w:rFonts w:ascii="標楷體" w:eastAsia="標楷體" w:hAnsi="標楷體" w:cs="Times New Roman" w:hint="eastAsia"/>
+                <w:rFonts w:ascii="標楷體" w:hAnsi="標楷體" w:cs="Times New Roman" w:hint="eastAsia"/>
                 <w:noProof/>
                 <w:spacing w:val="-2"/>
               </w:rPr>
@@ -2797,7 +2625,6 @@
             </w:r>
             <w:r>
               <w:rPr>
-                <w:rFonts w:ascii="標楷體" w:eastAsia="標楷體" w:hAnsi="標楷體"/>
                 <w:noProof/>
                 <w:webHidden/>
               </w:rPr>
@@ -2805,7 +2632,6 @@
             </w:r>
             <w:r>
               <w:rPr>
-                <w:rFonts w:ascii="標楷體" w:eastAsia="標楷體" w:hAnsi="標楷體"/>
                 <w:noProof/>
                 <w:webHidden/>
               </w:rPr>
@@ -2813,22 +2639,19 @@
             </w:r>
             <w:r>
               <w:rPr>
-                <w:rFonts w:ascii="標楷體" w:eastAsia="標楷體" w:hAnsi="標楷體"/>
-                <w:noProof/>
-                <w:webHidden/>
-              </w:rPr>
-              <w:instrText xml:space="preserve"> PAGEREF _Toc230388092 \h </w:instrText>
-            </w:r>
-            <w:r>
-              <w:rPr>
-                <w:rFonts w:ascii="標楷體" w:eastAsia="標楷體" w:hAnsi="標楷體"/>
-                <w:noProof/>
-                <w:webHidden/>
-              </w:rPr>
-            </w:r>
-            <w:r>
-              <w:rPr>
-                <w:rFonts w:ascii="標楷體" w:eastAsia="標楷體" w:hAnsi="標楷體"/>
+                <w:noProof/>
+                <w:webHidden/>
+              </w:rPr>
+              <w:instrText xml:space="preserve"> PAGEREF _Toc230388399 \h </w:instrText>
+            </w:r>
+            <w:r>
+              <w:rPr>
+                <w:noProof/>
+                <w:webHidden/>
+              </w:rPr>
+            </w:r>
+            <w:r>
+              <w:rPr>
                 <w:noProof/>
                 <w:webHidden/>
               </w:rPr>
@@ -2836,7 +2659,6 @@
             </w:r>
             <w:r>
               <w:rPr>
-                <w:rFonts w:ascii="標楷體" w:eastAsia="標楷體" w:hAnsi="標楷體"/>
                 <w:noProof/>
                 <w:webHidden/>
               </w:rPr>
@@ -2844,7 +2666,6 @@
             </w:r>
             <w:r>
               <w:rPr>
-                <w:rFonts w:ascii="標楷體" w:eastAsia="標楷體" w:hAnsi="標楷體"/>
                 <w:noProof/>
                 <w:webHidden/>
               </w:rPr>
@@ -2860,24 +2681,24 @@
               <w:tab w:val="right" w:leader="dot" w:pos="8496"/>
             </w:tabs>
             <w:rPr>
-              <w:rFonts w:ascii="標楷體" w:eastAsia="標楷體" w:hAnsi="標楷體" w:cstheme="minorBidi"/>
+              <w:rFonts w:asciiTheme="minorHAnsi" w:eastAsiaTheme="minorEastAsia" w:hAnsiTheme="minorHAnsi" w:cstheme="minorBidi"/>
               <w:noProof/>
               <w:kern w:val="2"/>
               <w14:ligatures w14:val="standardContextual"/>
             </w:rPr>
           </w:pPr>
-          <w:hyperlink w:anchor="_Toc230388093" w:history="1">
+          <w:hyperlink w:anchor="_Toc230388400" w:history="1">
             <w:r>
               <w:rPr>
                 <w:rStyle w:val="a3"/>
-                <w:rFonts w:ascii="標楷體" w:eastAsia="標楷體" w:hAnsi="標楷體" w:cs="Times New Roman"/>
+                <w:rFonts w:eastAsia="Times New Roman" w:cs="Times New Roman"/>
                 <w:noProof/>
               </w:rPr>
               <w:t>4.</w:t>
             </w:r>
             <w:r>
               <w:rPr>
-                <w:rFonts w:ascii="標楷體" w:eastAsia="標楷體" w:hAnsi="標楷體" w:cstheme="minorBidi"/>
+                <w:rFonts w:asciiTheme="minorHAnsi" w:eastAsiaTheme="minorEastAsia" w:hAnsiTheme="minorHAnsi" w:cstheme="minorBidi"/>
                 <w:noProof/>
                 <w:kern w:val="2"/>
                 <w14:ligatures w14:val="standardContextual"/>
@@ -2887,7 +2708,7 @@
             <w:r>
               <w:rPr>
                 <w:rStyle w:val="a3"/>
-                <w:rFonts w:ascii="標楷體" w:eastAsia="標楷體" w:hAnsi="標楷體" w:cs="Times New Roman" w:hint="eastAsia"/>
+                <w:rFonts w:ascii="標楷體" w:hAnsi="標楷體" w:cs="Times New Roman" w:hint="eastAsia"/>
                 <w:noProof/>
                 <w:spacing w:val="-5"/>
               </w:rPr>
@@ -2895,7 +2716,6 @@
             </w:r>
             <w:r>
               <w:rPr>
-                <w:rFonts w:ascii="標楷體" w:eastAsia="標楷體" w:hAnsi="標楷體"/>
                 <w:noProof/>
                 <w:webHidden/>
               </w:rPr>
@@ -2903,7 +2723,6 @@
             </w:r>
             <w:r>
               <w:rPr>
-                <w:rFonts w:ascii="標楷體" w:eastAsia="標楷體" w:hAnsi="標楷體"/>
                 <w:noProof/>
                 <w:webHidden/>
               </w:rPr>
@@ -2911,22 +2730,19 @@
             </w:r>
             <w:r>
               <w:rPr>
-                <w:rFonts w:ascii="標楷體" w:eastAsia="標楷體" w:hAnsi="標楷體"/>
-                <w:noProof/>
-                <w:webHidden/>
-              </w:rPr>
-              <w:instrText xml:space="preserve"> PAGEREF _Toc230388093 \h </w:instrText>
-            </w:r>
-            <w:r>
-              <w:rPr>
-                <w:rFonts w:ascii="標楷體" w:eastAsia="標楷體" w:hAnsi="標楷體"/>
-                <w:noProof/>
-                <w:webHidden/>
-              </w:rPr>
-            </w:r>
-            <w:r>
-              <w:rPr>
-                <w:rFonts w:ascii="標楷體" w:eastAsia="標楷體" w:hAnsi="標楷體"/>
+                <w:noProof/>
+                <w:webHidden/>
+              </w:rPr>
+              <w:instrText xml:space="preserve"> PAGEREF _Toc230388400 \h </w:instrText>
+            </w:r>
+            <w:r>
+              <w:rPr>
+                <w:noProof/>
+                <w:webHidden/>
+              </w:rPr>
+            </w:r>
+            <w:r>
+              <w:rPr>
                 <w:noProof/>
                 <w:webHidden/>
               </w:rPr>
@@ -2934,7 +2750,6 @@
             </w:r>
             <w:r>
               <w:rPr>
-                <w:rFonts w:ascii="標楷體" w:eastAsia="標楷體" w:hAnsi="標楷體"/>
                 <w:noProof/>
                 <w:webHidden/>
               </w:rPr>
@@ -2942,7 +2757,6 @@
             </w:r>
             <w:r>
               <w:rPr>
-                <w:rFonts w:ascii="標楷體" w:eastAsia="標楷體" w:hAnsi="標楷體"/>
                 <w:noProof/>
                 <w:webHidden/>
               </w:rPr>
@@ -2958,24 +2772,24 @@
               <w:tab w:val="right" w:leader="dot" w:pos="8496"/>
             </w:tabs>
             <w:rPr>
-              <w:rFonts w:ascii="標楷體" w:eastAsia="標楷體" w:hAnsi="標楷體" w:cstheme="minorBidi"/>
+              <w:rFonts w:asciiTheme="minorHAnsi" w:eastAsiaTheme="minorEastAsia" w:hAnsiTheme="minorHAnsi" w:cstheme="minorBidi"/>
               <w:noProof/>
               <w:kern w:val="2"/>
               <w14:ligatures w14:val="standardContextual"/>
             </w:rPr>
           </w:pPr>
-          <w:hyperlink w:anchor="_Toc230388094" w:history="1">
+          <w:hyperlink w:anchor="_Toc230388401" w:history="1">
             <w:r>
               <w:rPr>
                 <w:rStyle w:val="a3"/>
-                <w:rFonts w:ascii="標楷體" w:eastAsia="標楷體" w:hAnsi="標楷體" w:cs="Times New Roman"/>
+                <w:rFonts w:eastAsia="Times New Roman" w:cs="Times New Roman"/>
                 <w:noProof/>
               </w:rPr>
               <w:t>5.</w:t>
             </w:r>
             <w:r>
               <w:rPr>
-                <w:rFonts w:ascii="標楷體" w:eastAsia="標楷體" w:hAnsi="標楷體" w:cstheme="minorBidi"/>
+                <w:rFonts w:asciiTheme="minorHAnsi" w:eastAsiaTheme="minorEastAsia" w:hAnsiTheme="minorHAnsi" w:cstheme="minorBidi"/>
                 <w:noProof/>
                 <w:kern w:val="2"/>
                 <w14:ligatures w14:val="standardContextual"/>
@@ -2985,7 +2799,7 @@
             <w:r>
               <w:rPr>
                 <w:rStyle w:val="a3"/>
-                <w:rFonts w:ascii="標楷體" w:eastAsia="標楷體" w:hAnsi="標楷體" w:cs="Times New Roman" w:hint="eastAsia"/>
+                <w:rFonts w:ascii="標楷體" w:hAnsi="標楷體" w:cs="Times New Roman" w:hint="eastAsia"/>
                 <w:noProof/>
                 <w:spacing w:val="-2"/>
               </w:rPr>
@@ -2993,7 +2807,6 @@
             </w:r>
             <w:r>
               <w:rPr>
-                <w:rFonts w:ascii="標楷體" w:eastAsia="標楷體" w:hAnsi="標楷體"/>
                 <w:noProof/>
                 <w:webHidden/>
               </w:rPr>
@@ -3001,7 +2814,6 @@
             </w:r>
             <w:r>
               <w:rPr>
-                <w:rFonts w:ascii="標楷體" w:eastAsia="標楷體" w:hAnsi="標楷體"/>
                 <w:noProof/>
                 <w:webHidden/>
               </w:rPr>
@@ -3009,22 +2821,19 @@
             </w:r>
             <w:r>
               <w:rPr>
-                <w:rFonts w:ascii="標楷體" w:eastAsia="標楷體" w:hAnsi="標楷體"/>
-                <w:noProof/>
-                <w:webHidden/>
-              </w:rPr>
-              <w:instrText xml:space="preserve"> PAGEREF _Toc230388094 \h </w:instrText>
-            </w:r>
-            <w:r>
-              <w:rPr>
-                <w:rFonts w:ascii="標楷體" w:eastAsia="標楷體" w:hAnsi="標楷體"/>
-                <w:noProof/>
-                <w:webHidden/>
-              </w:rPr>
-            </w:r>
-            <w:r>
-              <w:rPr>
-                <w:rFonts w:ascii="標楷體" w:eastAsia="標楷體" w:hAnsi="標楷體"/>
+                <w:noProof/>
+                <w:webHidden/>
+              </w:rPr>
+              <w:instrText xml:space="preserve"> PAGEREF _Toc230388401 \h </w:instrText>
+            </w:r>
+            <w:r>
+              <w:rPr>
+                <w:noProof/>
+                <w:webHidden/>
+              </w:rPr>
+            </w:r>
+            <w:r>
+              <w:rPr>
                 <w:noProof/>
                 <w:webHidden/>
               </w:rPr>
@@ -3032,7 +2841,6 @@
             </w:r>
             <w:r>
               <w:rPr>
-                <w:rFonts w:ascii="標楷體" w:eastAsia="標楷體" w:hAnsi="標楷體"/>
                 <w:noProof/>
                 <w:webHidden/>
               </w:rPr>
@@ -3040,7 +2848,6 @@
             </w:r>
             <w:r>
               <w:rPr>
-                <w:rFonts w:ascii="標楷體" w:eastAsia="標楷體" w:hAnsi="標楷體"/>
                 <w:noProof/>
                 <w:webHidden/>
               </w:rPr>
@@ -3056,24 +2863,24 @@
               <w:tab w:val="right" w:leader="dot" w:pos="8496"/>
             </w:tabs>
             <w:rPr>
-              <w:rFonts w:ascii="標楷體" w:eastAsia="標楷體" w:hAnsi="標楷體" w:cstheme="minorBidi"/>
+              <w:rFonts w:asciiTheme="minorHAnsi" w:eastAsiaTheme="minorEastAsia" w:hAnsiTheme="minorHAnsi" w:cstheme="minorBidi"/>
               <w:noProof/>
               <w:kern w:val="2"/>
               <w14:ligatures w14:val="standardContextual"/>
             </w:rPr>
           </w:pPr>
-          <w:hyperlink w:anchor="_Toc230388095" w:history="1">
+          <w:hyperlink w:anchor="_Toc230388402" w:history="1">
             <w:r>
               <w:rPr>
                 <w:rStyle w:val="a3"/>
-                <w:rFonts w:ascii="標楷體" w:eastAsia="標楷體" w:hAnsi="標楷體" w:cs="Times New Roman"/>
+                <w:rFonts w:eastAsia="Times New Roman" w:cs="Times New Roman"/>
                 <w:noProof/>
               </w:rPr>
               <w:t>6.</w:t>
             </w:r>
             <w:r>
               <w:rPr>
-                <w:rFonts w:ascii="標楷體" w:eastAsia="標楷體" w:hAnsi="標楷體" w:cstheme="minorBidi"/>
+                <w:rFonts w:asciiTheme="minorHAnsi" w:eastAsiaTheme="minorEastAsia" w:hAnsiTheme="minorHAnsi" w:cstheme="minorBidi"/>
                 <w:noProof/>
                 <w:kern w:val="2"/>
                 <w14:ligatures w14:val="standardContextual"/>
@@ -3083,7 +2890,7 @@
             <w:r>
               <w:rPr>
                 <w:rStyle w:val="a3"/>
-                <w:rFonts w:ascii="標楷體" w:eastAsia="標楷體" w:hAnsi="標楷體" w:cs="Times New Roman" w:hint="eastAsia"/>
+                <w:rFonts w:ascii="標楷體" w:hAnsi="標楷體" w:cs="Times New Roman" w:hint="eastAsia"/>
                 <w:noProof/>
                 <w:spacing w:val="-4"/>
               </w:rPr>
@@ -3091,7 +2898,6 @@
             </w:r>
             <w:r>
               <w:rPr>
-                <w:rFonts w:ascii="標楷體" w:eastAsia="標楷體" w:hAnsi="標楷體"/>
                 <w:noProof/>
                 <w:webHidden/>
               </w:rPr>
@@ -3099,7 +2905,6 @@
             </w:r>
             <w:r>
               <w:rPr>
-                <w:rFonts w:ascii="標楷體" w:eastAsia="標楷體" w:hAnsi="標楷體"/>
                 <w:noProof/>
                 <w:webHidden/>
               </w:rPr>
@@ -3107,22 +2912,19 @@
             </w:r>
             <w:r>
               <w:rPr>
-                <w:rFonts w:ascii="標楷體" w:eastAsia="標楷體" w:hAnsi="標楷體"/>
-                <w:noProof/>
-                <w:webHidden/>
-              </w:rPr>
-              <w:instrText xml:space="preserve"> PAGEREF _Toc230388095 \h </w:instrText>
-            </w:r>
-            <w:r>
-              <w:rPr>
-                <w:rFonts w:ascii="標楷體" w:eastAsia="標楷體" w:hAnsi="標楷體"/>
-                <w:noProof/>
-                <w:webHidden/>
-              </w:rPr>
-            </w:r>
-            <w:r>
-              <w:rPr>
-                <w:rFonts w:ascii="標楷體" w:eastAsia="標楷體" w:hAnsi="標楷體"/>
+                <w:noProof/>
+                <w:webHidden/>
+              </w:rPr>
+              <w:instrText xml:space="preserve"> PAGEREF _Toc230388402 \h </w:instrText>
+            </w:r>
+            <w:r>
+              <w:rPr>
+                <w:noProof/>
+                <w:webHidden/>
+              </w:rPr>
+            </w:r>
+            <w:r>
+              <w:rPr>
                 <w:noProof/>
                 <w:webHidden/>
               </w:rPr>
@@ -3130,7 +2932,6 @@
             </w:r>
             <w:r>
               <w:rPr>
-                <w:rFonts w:ascii="標楷體" w:eastAsia="標楷體" w:hAnsi="標楷體"/>
                 <w:noProof/>
                 <w:webHidden/>
               </w:rPr>
@@ -3138,7 +2939,6 @@
             </w:r>
             <w:r>
               <w:rPr>
-                <w:rFonts w:ascii="標楷體" w:eastAsia="標楷體" w:hAnsi="標楷體"/>
                 <w:noProof/>
                 <w:webHidden/>
               </w:rPr>
@@ -3198,13 +2998,14 @@
         </w:rPr>
       </w:pPr>
       <w:bookmarkStart w:id="0" w:name="_bookmark0"/>
-      <w:bookmarkStart w:id="1" w:name="_Toc230388068"/>
+      <w:bookmarkStart w:id="1" w:name="_Toc230388375"/>
       <w:bookmarkEnd w:id="0"/>
       <w:r>
         <w:rPr>
           <w:rFonts w:ascii="標楷體" w:eastAsia="標楷體" w:hAnsi="標楷體" w:cs="Times New Roman"/>
           <w:spacing w:val="-3"/>
         </w:rPr>
+        <w:lastRenderedPageBreak/>
         <w:t>專案簡介</w:t>
       </w:r>
       <w:bookmarkEnd w:id="1"/>
@@ -3227,7 +3028,7 @@
         </w:rPr>
       </w:pPr>
       <w:bookmarkStart w:id="2" w:name="_bookmark1"/>
-      <w:bookmarkStart w:id="3" w:name="_Toc230388069"/>
+      <w:bookmarkStart w:id="3" w:name="_Toc230388376"/>
       <w:bookmarkEnd w:id="2"/>
       <w:r>
         <w:rPr>
@@ -3255,7 +3056,7 @@
           <w:rFonts w:ascii="標楷體" w:hAnsi="標楷體"/>
         </w:rPr>
       </w:pPr>
-      <w:bookmarkStart w:id="4" w:name="_Toc230388070"/>
+      <w:bookmarkStart w:id="4" w:name="_Toc230388377"/>
       <w:r>
         <w:rPr>
           <w:rFonts w:ascii="標楷體" w:hAnsi="標楷體"/>
@@ -3320,7 +3121,7 @@
         </w:rPr>
       </w:pPr>
       <w:bookmarkStart w:id="5" w:name="_bookmark2"/>
-      <w:bookmarkStart w:id="6" w:name="_Toc230388071"/>
+      <w:bookmarkStart w:id="6" w:name="_Toc230388378"/>
       <w:bookmarkEnd w:id="5"/>
       <w:r>
         <w:rPr>
@@ -3350,7 +3151,7 @@
           <w:rFonts w:ascii="標楷體" w:hAnsi="標楷體" w:cs="Times New Roman"/>
         </w:rPr>
       </w:pPr>
-      <w:bookmarkStart w:id="9" w:name="_Toc230388072"/>
+      <w:bookmarkStart w:id="9" w:name="_Toc230388379"/>
       <w:bookmarkEnd w:id="7"/>
       <w:bookmarkEnd w:id="8"/>
       <w:r>
@@ -3378,7 +3179,7 @@
           <w:rFonts w:ascii="標楷體" w:hAnsi="標楷體"/>
         </w:rPr>
       </w:pPr>
-      <w:bookmarkStart w:id="10" w:name="_Toc230388073"/>
+      <w:bookmarkStart w:id="10" w:name="_Toc230388380"/>
       <w:r>
         <w:rPr>
           <w:rFonts w:ascii="標楷體" w:hAnsi="標楷體"/>
@@ -3414,7 +3215,7 @@
           <w:docGrid w:linePitch="100" w:charSpace="4096"/>
         </w:sectPr>
       </w:pPr>
-      <w:bookmarkStart w:id="11" w:name="_Toc230388074"/>
+      <w:bookmarkStart w:id="11" w:name="_Toc230388381"/>
       <w:r>
         <w:rPr>
           <w:rFonts w:ascii="標楷體" w:hAnsi="標楷體"/>
@@ -3441,13 +3242,14 @@
         </w:rPr>
       </w:pPr>
       <w:bookmarkStart w:id="12" w:name="_bookmark4"/>
-      <w:bookmarkStart w:id="13" w:name="_Toc230388075"/>
+      <w:bookmarkStart w:id="13" w:name="_Toc230388382"/>
       <w:bookmarkEnd w:id="12"/>
       <w:r>
         <w:rPr>
           <w:rFonts w:ascii="標楷體" w:hAnsi="標楷體" w:cs="Times New Roman"/>
           <w:spacing w:val="-3"/>
         </w:rPr>
+        <w:lastRenderedPageBreak/>
         <w:t>遊戲畫面與操作</w:t>
       </w:r>
       <w:bookmarkEnd w:id="13"/>
@@ -3482,7 +3284,7 @@
           <w:rFonts w:ascii="標楷體" w:hAnsi="標楷體"/>
         </w:rPr>
       </w:pPr>
-      <w:bookmarkStart w:id="14" w:name="_Toc230388076"/>
+      <w:bookmarkStart w:id="14" w:name="_Toc230388383"/>
       <w:r>
         <w:rPr>
           <w:rFonts w:ascii="標楷體" w:hAnsi="標楷體"/>
@@ -3534,13 +3336,14 @@
         </w:rPr>
       </w:pPr>
       <w:bookmarkStart w:id="15" w:name="_bookmark5"/>
-      <w:bookmarkStart w:id="16" w:name="_Toc230388077"/>
+      <w:bookmarkStart w:id="16" w:name="_Toc230388384"/>
       <w:bookmarkEnd w:id="15"/>
       <w:r>
         <w:rPr>
           <w:rFonts w:ascii="標楷體" w:eastAsia="標楷體" w:hAnsi="標楷體" w:cs="Times New Roman"/>
           <w:spacing w:val="-3"/>
         </w:rPr>
+        <w:lastRenderedPageBreak/>
         <w:t>程式設計</w:t>
       </w:r>
       <w:bookmarkEnd w:id="16"/>
@@ -3562,7 +3365,7 @@
         </w:rPr>
       </w:pPr>
       <w:bookmarkStart w:id="17" w:name="_bookmark6"/>
-      <w:bookmarkStart w:id="18" w:name="_Toc230388078"/>
+      <w:bookmarkStart w:id="18" w:name="_Toc230388385"/>
       <w:bookmarkEnd w:id="17"/>
       <w:r>
         <w:rPr>
@@ -3650,13 +3453,7 @@
         <w:rPr>
           <w:rFonts w:ascii="標楷體" w:eastAsia="標楷體" w:hAnsi="標楷體" w:cs="Times New Roman"/>
         </w:rPr>
-        <w:t>中介面的部分繼承了</w:t>
-      </w:r>
-      <w:r>
-        <w:rPr>
-          <w:rFonts w:ascii="標楷體" w:eastAsia="標楷體" w:hAnsi="標楷體" w:cs="Times New Roman"/>
-        </w:rPr>
-        <w:t xml:space="preserve"> </w:t>
+        <w:t xml:space="preserve">中介面的部分繼承了 </w:t>
       </w:r>
       <w:proofErr w:type="spellStart"/>
       <w:r>
@@ -3697,7 +3494,7 @@
         </w:rPr>
       </w:pPr>
       <w:bookmarkStart w:id="19" w:name="_bookmark7"/>
-      <w:bookmarkStart w:id="20" w:name="_Toc230388079"/>
+      <w:bookmarkStart w:id="20" w:name="_Toc230388386"/>
       <w:bookmarkEnd w:id="19"/>
       <w:r>
         <w:rPr>
@@ -3723,24 +3520,12 @@
           <w:rFonts w:ascii="標楷體" w:hAnsi="標楷體"/>
         </w:rPr>
       </w:pPr>
-      <w:bookmarkStart w:id="21" w:name="_Toc230388080"/>
+      <w:bookmarkStart w:id="21" w:name="_Toc230388387"/>
       <w:r>
         <w:rPr>
           <w:rFonts w:ascii="標楷體" w:hAnsi="標楷體"/>
         </w:rPr>
-        <w:t>分離軸演算法（</w:t>
-      </w:r>
-      <w:r>
-        <w:rPr>
-          <w:rFonts w:ascii="標楷體" w:hAnsi="標楷體"/>
-        </w:rPr>
-        <w:t>SAT</w:t>
-      </w:r>
-      <w:r>
-        <w:rPr>
-          <w:rFonts w:ascii="標楷體" w:hAnsi="標楷體"/>
-        </w:rPr>
-        <w:t>）</w:t>
+        <w:t>分離軸演算法（SAT）</w:t>
       </w:r>
       <w:bookmarkEnd w:id="21"/>
     </w:p>
@@ -3760,7 +3545,7 @@
           <w:rFonts w:ascii="標楷體" w:hAnsi="標楷體"/>
         </w:rPr>
       </w:pPr>
-      <w:bookmarkStart w:id="22" w:name="_Toc230388081"/>
+      <w:bookmarkStart w:id="22" w:name="_Toc230388388"/>
       <w:r>
         <w:rPr>
           <w:rFonts w:ascii="標楷體" w:hAnsi="標楷體"/>
@@ -3785,7 +3570,7 @@
           <w:rFonts w:ascii="標楷體" w:hAnsi="標楷體"/>
         </w:rPr>
       </w:pPr>
-      <w:bookmarkStart w:id="23" w:name="_Toc230388082"/>
+      <w:bookmarkStart w:id="23" w:name="_Toc230388389"/>
       <w:r>
         <w:rPr>
           <w:rFonts w:ascii="標楷體" w:hAnsi="標楷體"/>
@@ -3811,7 +3596,7 @@
           <w:highlight w:val="yellow"/>
         </w:rPr>
       </w:pPr>
-      <w:bookmarkStart w:id="24" w:name="_Toc230388083"/>
+      <w:bookmarkStart w:id="24" w:name="_Toc230388390"/>
       <w:r>
         <w:rPr>
           <w:rFonts w:ascii="標楷體" w:hAnsi="標楷體"/>
@@ -3838,7 +3623,7 @@
           <w:highlight w:val="yellow"/>
         </w:rPr>
       </w:pPr>
-      <w:bookmarkStart w:id="25" w:name="_Toc230388084"/>
+      <w:bookmarkStart w:id="25" w:name="_Toc230388391"/>
       <w:r>
         <w:rPr>
           <w:rFonts w:ascii="標楷體" w:hAnsi="標楷體"/>
@@ -3865,7 +3650,7 @@
           <w:highlight w:val="yellow"/>
         </w:rPr>
       </w:pPr>
-      <w:bookmarkStart w:id="26" w:name="_Toc230388085"/>
+      <w:bookmarkStart w:id="26" w:name="_Toc230388392"/>
       <w:r>
         <w:rPr>
           <w:rFonts w:ascii="標楷體" w:hAnsi="標楷體"/>
@@ -3892,12 +3677,13 @@
           <w:highlight w:val="yellow"/>
         </w:rPr>
       </w:pPr>
-      <w:bookmarkStart w:id="27" w:name="_Toc230388086"/>
+      <w:bookmarkStart w:id="27" w:name="_Toc230388393"/>
       <w:r>
         <w:rPr>
           <w:rFonts w:ascii="標楷體" w:hAnsi="標楷體"/>
           <w:highlight w:val="yellow"/>
         </w:rPr>
+        <w:lastRenderedPageBreak/>
         <w:t>關卡結算</w:t>
       </w:r>
       <w:bookmarkEnd w:id="27"/>
@@ -3918,7 +3704,7 @@
           <w:rFonts w:ascii="標楷體" w:hAnsi="標楷體"/>
         </w:rPr>
       </w:pPr>
-      <w:bookmarkStart w:id="28" w:name="_Toc230388087"/>
+      <w:bookmarkStart w:id="28" w:name="_Toc230388394"/>
       <w:r>
         <w:rPr>
           <w:rFonts w:ascii="標楷體" w:hAnsi="標楷體"/>
@@ -3953,18 +3739,12 @@
           <w:docGrid w:linePitch="100" w:charSpace="4096"/>
         </w:sectPr>
       </w:pPr>
-      <w:bookmarkStart w:id="29" w:name="_Toc230388088"/>
+      <w:bookmarkStart w:id="29" w:name="_Toc230388395"/>
       <w:r>
         <w:rPr>
           <w:rFonts w:ascii="標楷體" w:hAnsi="標楷體"/>
         </w:rPr>
-        <w:t>GitHub Project</w:t>
-      </w:r>
-      <w:r>
-        <w:rPr>
-          <w:rFonts w:ascii="標楷體" w:hAnsi="標楷體"/>
-        </w:rPr>
-        <w:t>管理</w:t>
+        <w:t>GitHub Project管理</w:t>
       </w:r>
       <w:bookmarkEnd w:id="29"/>
     </w:p>
@@ -3984,13 +3764,14 @@
         </w:rPr>
       </w:pPr>
       <w:bookmarkStart w:id="30" w:name="_bookmark8"/>
-      <w:bookmarkStart w:id="31" w:name="_Toc230388089"/>
+      <w:bookmarkStart w:id="31" w:name="_Toc230388396"/>
       <w:bookmarkEnd w:id="30"/>
       <w:r>
         <w:rPr>
           <w:rFonts w:ascii="標楷體" w:eastAsia="標楷體" w:hAnsi="標楷體" w:cs="Times New Roman"/>
           <w:spacing w:val="-5"/>
         </w:rPr>
+        <w:lastRenderedPageBreak/>
         <w:t>結語</w:t>
       </w:r>
       <w:bookmarkEnd w:id="31"/>
@@ -4013,7 +3794,7 @@
         </w:rPr>
       </w:pPr>
       <w:bookmarkStart w:id="32" w:name="_bookmark9"/>
-      <w:bookmarkStart w:id="33" w:name="_Toc230388090"/>
+      <w:bookmarkStart w:id="33" w:name="_Toc230388397"/>
       <w:bookmarkEnd w:id="32"/>
       <w:r>
         <w:rPr>
@@ -4051,7 +3832,7 @@
         </w:rPr>
       </w:pPr>
       <w:bookmarkStart w:id="34" w:name="_bookmark10"/>
-      <w:bookmarkStart w:id="35" w:name="_Toc230388091"/>
+      <w:bookmarkStart w:id="35" w:name="_Toc230388398"/>
       <w:bookmarkEnd w:id="34"/>
       <w:r>
         <w:rPr>
@@ -4141,7 +3922,7 @@
               <w:ind w:rightChars="100" w:right="220"/>
               <w:jc w:val="both"/>
               <w:rPr>
-                <w:rFonts w:ascii="標楷體" w:eastAsia="標楷體" w:hAnsi="標楷體" w:cs="Times New Roman" w:hint="eastAsia"/>
+                <w:rFonts w:ascii="標楷體" w:eastAsia="標楷體" w:hAnsi="標楷體" w:cs="Times New Roman"/>
               </w:rPr>
             </w:pPr>
             <w:r>
@@ -4164,7 +3945,7 @@
               <w:ind w:rightChars="100" w:right="220"/>
               <w:jc w:val="both"/>
               <w:rPr>
-                <w:rFonts w:ascii="標楷體" w:eastAsia="標楷體" w:hAnsi="標楷體" w:cs="Times New Roman" w:hint="eastAsia"/>
+                <w:rFonts w:ascii="標楷體" w:eastAsia="標楷體" w:hAnsi="標楷體" w:cs="Times New Roman"/>
               </w:rPr>
             </w:pPr>
             <w:proofErr w:type="gramStart"/>
@@ -4240,7 +4021,7 @@
               <w:ind w:rightChars="100" w:right="220"/>
               <w:jc w:val="both"/>
               <w:rPr>
-                <w:rFonts w:ascii="標楷體" w:eastAsia="標楷體" w:hAnsi="標楷體" w:cs="Times New Roman" w:hint="eastAsia"/>
+                <w:rFonts w:ascii="標楷體" w:eastAsia="標楷體" w:hAnsi="標楷體" w:cs="Times New Roman"/>
               </w:rPr>
             </w:pPr>
             <w:r>
@@ -4260,7 +4041,7 @@
               <w:ind w:rightChars="100" w:right="220"/>
               <w:jc w:val="both"/>
               <w:rPr>
-                <w:rFonts w:ascii="標楷體" w:eastAsia="標楷體" w:hAnsi="標楷體" w:cs="Times New Roman" w:hint="eastAsia"/>
+                <w:rFonts w:ascii="標楷體" w:eastAsia="標楷體" w:hAnsi="標楷體" w:cs="Times New Roman"/>
               </w:rPr>
             </w:pPr>
             <w:r>
@@ -4310,7 +4091,7 @@
               <w:ind w:rightChars="100" w:right="220"/>
               <w:jc w:val="both"/>
               <w:rPr>
-                <w:rFonts w:ascii="標楷體" w:eastAsia="標楷體" w:hAnsi="標楷體" w:cs="Times New Roman" w:hint="eastAsia"/>
+                <w:rFonts w:ascii="標楷體" w:eastAsia="標楷體" w:hAnsi="標楷體" w:cs="Times New Roman"/>
               </w:rPr>
             </w:pPr>
             <w:r>
@@ -4346,7 +4127,7 @@
               <w:ind w:rightChars="100" w:right="220"/>
               <w:jc w:val="both"/>
               <w:rPr>
-                <w:rFonts w:ascii="標楷體" w:eastAsia="標楷體" w:hAnsi="標楷體" w:cs="Times New Roman" w:hint="eastAsia"/>
+                <w:rFonts w:ascii="標楷體" w:eastAsia="標楷體" w:hAnsi="標楷體" w:cs="Times New Roman"/>
               </w:rPr>
             </w:pPr>
             <w:r>
@@ -4374,7 +4155,7 @@
               <w:ind w:rightChars="100" w:right="220"/>
               <w:jc w:val="both"/>
               <w:rPr>
-                <w:rFonts w:ascii="標楷體" w:eastAsia="標楷體" w:hAnsi="標楷體" w:cs="Times New Roman" w:hint="eastAsia"/>
+                <w:rFonts w:ascii="標楷體" w:eastAsia="標楷體" w:hAnsi="標楷體" w:cs="Times New Roman"/>
               </w:rPr>
             </w:pPr>
             <w:r>
@@ -4463,7 +4244,7 @@
               <w:ind w:rightChars="100" w:right="220"/>
               <w:jc w:val="both"/>
               <w:rPr>
-                <w:rFonts w:ascii="標楷體" w:eastAsia="標楷體" w:hAnsi="標楷體" w:cs="Times New Roman" w:hint="eastAsia"/>
+                <w:rFonts w:ascii="標楷體" w:eastAsia="標楷體" w:hAnsi="標楷體" w:cs="Times New Roman"/>
               </w:rPr>
             </w:pPr>
             <w:r>
@@ -4529,7 +4310,7 @@
               <w:ind w:rightChars="100" w:right="220"/>
               <w:jc w:val="both"/>
               <w:rPr>
-                <w:rFonts w:ascii="標楷體" w:eastAsia="標楷體" w:hAnsi="標楷體" w:cs="Times New Roman" w:hint="eastAsia"/>
+                <w:rFonts w:ascii="標楷體" w:eastAsia="標楷體" w:hAnsi="標楷體" w:cs="Times New Roman"/>
               </w:rPr>
             </w:pPr>
             <w:r>
@@ -4557,7 +4338,7 @@
               <w:ind w:rightChars="100" w:right="220"/>
               <w:jc w:val="both"/>
               <w:rPr>
-                <w:rFonts w:ascii="標楷體" w:eastAsia="標楷體" w:hAnsi="標楷體" w:cs="Times New Roman" w:hint="eastAsia"/>
+                <w:rFonts w:ascii="標楷體" w:eastAsia="標楷體" w:hAnsi="標楷體" w:cs="Times New Roman"/>
               </w:rPr>
             </w:pPr>
             <w:r>
@@ -4604,13 +4385,14 @@
         </w:rPr>
       </w:pPr>
       <w:bookmarkStart w:id="36" w:name="_bookmark11"/>
-      <w:bookmarkStart w:id="37" w:name="_Toc230388092"/>
+      <w:bookmarkStart w:id="37" w:name="_Toc230388399"/>
       <w:bookmarkEnd w:id="36"/>
       <w:r>
         <w:rPr>
           <w:rFonts w:ascii="標楷體" w:hAnsi="標楷體" w:cs="Times New Roman"/>
           <w:spacing w:val="-2"/>
         </w:rPr>
+        <w:lastRenderedPageBreak/>
         <w:t>自我檢核表</w:t>
       </w:r>
       <w:bookmarkEnd w:id="37"/>
@@ -4876,15 +4658,7 @@
                 <w:spacing w:val="-1"/>
                 <w:sz w:val="24"/>
               </w:rPr>
-              <w:t>完成專案權限改為</w:t>
-            </w:r>
-            <w:r>
-              <w:rPr>
-                <w:rFonts w:ascii="標楷體" w:eastAsia="標楷體" w:hAnsi="標楷體" w:cs="Times New Roman"/>
-                <w:spacing w:val="-1"/>
-                <w:sz w:val="24"/>
-              </w:rPr>
-              <w:t xml:space="preserve"> </w:t>
+              <w:t xml:space="preserve">完成專案權限改為 </w:t>
             </w:r>
             <w:r>
               <w:rPr>
@@ -4992,14 +4766,7 @@
                 <w:rFonts w:ascii="標楷體" w:eastAsia="標楷體" w:hAnsi="標楷體" w:cs="Times New Roman"/>
                 <w:sz w:val="24"/>
               </w:rPr>
-              <w:t>具有</w:t>
-            </w:r>
-            <w:r>
-              <w:rPr>
-                <w:rFonts w:ascii="標楷體" w:eastAsia="標楷體" w:hAnsi="標楷體" w:cs="Times New Roman"/>
-                <w:sz w:val="24"/>
-              </w:rPr>
-              <w:t xml:space="preserve"> debug mode</w:t>
+              <w:t>具有 debug mode</w:t>
             </w:r>
             <w:r>
               <w:rPr>
@@ -5106,15 +4873,7 @@
                 <w:spacing w:val="-1"/>
                 <w:sz w:val="24"/>
               </w:rPr>
-              <w:t>解決專案上所有</w:t>
-            </w:r>
-            <w:r>
-              <w:rPr>
-                <w:rFonts w:ascii="標楷體" w:eastAsia="標楷體" w:hAnsi="標楷體" w:cs="Times New Roman"/>
-                <w:spacing w:val="-1"/>
-                <w:sz w:val="24"/>
-              </w:rPr>
-              <w:t xml:space="preserve"> </w:t>
+              <w:t xml:space="preserve">解決專案上所有 </w:t>
             </w:r>
             <w:r>
               <w:rPr>
@@ -5382,7 +5141,7 @@
         </w:rPr>
       </w:pPr>
       <w:bookmarkStart w:id="38" w:name="_bookmark12"/>
-      <w:bookmarkStart w:id="39" w:name="_Toc230388093"/>
+      <w:bookmarkStart w:id="39" w:name="_Toc230388400"/>
       <w:bookmarkEnd w:id="38"/>
       <w:r>
         <w:rPr>
@@ -5459,7 +5218,7 @@
         </w:rPr>
       </w:pPr>
       <w:bookmarkStart w:id="42" w:name="_bookmark13"/>
-      <w:bookmarkStart w:id="43" w:name="_Toc230388094"/>
+      <w:bookmarkStart w:id="43" w:name="_Toc230388401"/>
       <w:bookmarkEnd w:id="42"/>
       <w:r>
         <w:rPr>
@@ -5536,7 +5295,7 @@
         </w:rPr>
       </w:pPr>
       <w:bookmarkStart w:id="46" w:name="_bookmark14"/>
-      <w:bookmarkStart w:id="47" w:name="_Toc230388095"/>
+      <w:bookmarkStart w:id="47" w:name="_Toc230388402"/>
       <w:bookmarkEnd w:id="46"/>
       <w:r>
         <w:rPr>
@@ -5783,7 +5542,7 @@
         </mc:Choice>
         <mc:Fallback>
           <w:pict>
-            <v:rect w14:anchorId="6426E837" id="Textbox 9" o:spid="_x0000_s1032" style="position:absolute;left:0;text-align:left;margin-left:291.6pt;margin-top:794.9pt;width:12.1pt;height:12pt;z-index:-251604992;visibility:visible;mso-wrap-style:square;mso-wrap-distance-left:0;mso-wrap-distance-top:0;mso-wrap-distance-right:0;mso-wrap-distance-bottom:0;mso-position-horizontal:absolute;mso-position-horizontal-relative:page;mso-position-vertical:absolute;mso-position-vertical-relative:page;v-text-anchor:top" o:gfxdata="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" o:allowincell="f" filled="f" stroked="f" strokeweight="0">
+            <v:rect w14:anchorId="6426E837" id="Textbox 9" o:spid="_x0000_s1032" style="position:absolute;left:0;text-align:left;margin-left:291.6pt;margin-top:794.9pt;width:12.1pt;height:12pt;z-index:-251604992;visibility:visible;mso-wrap-style:square;mso-wrap-distance-left:0;mso-wrap-distance-top:0;mso-wrap-distance-right:0;mso-wrap-distance-bottom:0;mso-position-horizontal:absolute;mso-position-horizontal-relative:page;mso-position-vertical:absolute;mso-position-vertical-relative:page;v-text-anchor:top" o:gfxdata="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" o:allowincell="f" filled="f" stroked="f" strokeweight="0">
               <v:textbox inset="0,0,0,0">
                 <w:txbxContent>
                   <w:p>
@@ -5956,7 +5715,7 @@
         </mc:Choice>
         <mc:Fallback>
           <w:pict>
-            <v:rect w14:anchorId="0B411CDB" id="_x0000_s1033" style="position:absolute;left:0;text-align:left;margin-left:291.6pt;margin-top:794.9pt;width:12.1pt;height:12pt;z-index:-251593728;visibility:visible;mso-wrap-style:square;mso-wrap-distance-left:0;mso-wrap-distance-top:0;mso-wrap-distance-right:0;mso-wrap-distance-bottom:0;mso-position-horizontal:absolute;mso-position-horizontal-relative:page;mso-position-vertical:absolute;mso-position-vertical-relative:page;v-text-anchor:top" o:gfxdata="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" o:allowincell="f" filled="f" stroked="f" strokeweight="0">
+            <v:rect w14:anchorId="0B411CDB" id="_x0000_s1033" style="position:absolute;left:0;text-align:left;margin-left:291.6pt;margin-top:794.9pt;width:12.1pt;height:12pt;z-index:-251593728;visibility:visible;mso-wrap-style:square;mso-wrap-distance-left:0;mso-wrap-distance-top:0;mso-wrap-distance-right:0;mso-wrap-distance-bottom:0;mso-position-horizontal:absolute;mso-position-horizontal-relative:page;mso-position-vertical:absolute;mso-position-vertical-relative:page;v-text-anchor:top" o:gfxdata="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" o:allowincell="f" filled="f" stroked="f" strokeweight="0">
               <v:textbox inset="0,0,0,0">
                 <w:txbxContent>
                   <w:p>
@@ -6118,13 +5877,7 @@
                             <w:rPr>
                               <w:color w:val="000000"/>
                             </w:rPr>
-                            <w:t>1</w:t>
-                          </w:r>
-                          <w:r>
-                            <w:rPr>
-                              <w:color w:val="000000"/>
-                            </w:rPr>
-                            <w:t>0</w:t>
+                            <w:t>10</w:t>
                           </w:r>
                           <w:r>
                             <w:rPr>
@@ -6146,7 +5899,7 @@
         </mc:Choice>
         <mc:Fallback>
           <w:pict>
-            <v:rect w14:anchorId="0848B622" id="Textbox 10" o:spid="_x0000_s1034" style="position:absolute;left:0;text-align:left;margin-left:291.6pt;margin-top:794.9pt;width:12.1pt;height:12pt;z-index:-251659264;visibility:visible;mso-wrap-style:square;mso-wrap-distance-left:0;mso-wrap-distance-top:0;mso-wrap-distance-right:0;mso-wrap-distance-bottom:0;mso-position-horizontal:absolute;mso-position-horizontal-relative:page;mso-position-vertical:absolute;mso-position-vertical-relative:page;v-text-anchor:top" o:gfxdata="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" o:allowincell="f" filled="f" stroked="f" strokeweight="0">
+            <v:rect w14:anchorId="0848B622" id="Textbox 10" o:spid="_x0000_s1034" style="position:absolute;left:0;text-align:left;margin-left:291.6pt;margin-top:794.9pt;width:12.1pt;height:12pt;z-index:-251659264;visibility:visible;mso-wrap-style:square;mso-wrap-distance-left:0;mso-wrap-distance-top:0;mso-wrap-distance-right:0;mso-wrap-distance-bottom:0;mso-position-horizontal:absolute;mso-position-horizontal-relative:page;mso-position-vertical:absolute;mso-position-vertical-relative:page;v-text-anchor:top" o:gfxdata="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" o:allowincell="f" filled="f" stroked="f" strokeweight="0">
               <v:textbox inset="0,0,0,0">
                 <w:txbxContent>
                   <w:p>
@@ -6181,13 +5934,7 @@
                       <w:rPr>
                         <w:color w:val="000000"/>
                       </w:rPr>
-                      <w:t>1</w:t>
-                    </w:r>
-                    <w:r>
-                      <w:rPr>
-                        <w:color w:val="000000"/>
-                      </w:rPr>
-                      <w:t>0</w:t>
+                      <w:t>10</w:t>
                     </w:r>
                     <w:r>
                       <w:rPr>
@@ -6303,13 +6050,7 @@
                             <w:rPr>
                               <w:color w:val="000000"/>
                             </w:rPr>
-                            <w:t>1</w:t>
-                          </w:r>
-                          <w:r>
-                            <w:rPr>
-                              <w:color w:val="000000"/>
-                            </w:rPr>
-                            <w:t>0</w:t>
+                            <w:t>10</w:t>
                           </w:r>
                           <w:r>
                             <w:rPr>
@@ -6331,7 +6072,7 @@
         </mc:Choice>
         <mc:Fallback>
           <w:pict>
-            <v:rect w14:anchorId="11031B9E" id="_x0000_s1035" style="position:absolute;left:0;text-align:left;margin-left:291.6pt;margin-top:794.9pt;width:12.1pt;height:12pt;z-index:-251658240;visibility:visible;mso-wrap-style:square;mso-wrap-distance-left:0;mso-wrap-distance-top:0;mso-wrap-distance-right:0;mso-wrap-distance-bottom:0;mso-position-horizontal:absolute;mso-position-horizontal-relative:page;mso-position-vertical:absolute;mso-position-vertical-relative:page;v-text-anchor:top" o:gfxdata="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" o:allowincell="f" filled="f" stroked="f" strokeweight="0">
+            <v:rect w14:anchorId="11031B9E" id="_x0000_s1035" style="position:absolute;left:0;text-align:left;margin-left:291.6pt;margin-top:794.9pt;width:12.1pt;height:12pt;z-index:-251658240;visibility:visible;mso-wrap-style:square;mso-wrap-distance-left:0;mso-wrap-distance-top:0;mso-wrap-distance-right:0;mso-wrap-distance-bottom:0;mso-position-horizontal:absolute;mso-position-horizontal-relative:page;mso-position-vertical:absolute;mso-position-vertical-relative:page;v-text-anchor:top" o:gfxdata="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" o:allowincell="f" filled="f" stroked="f" strokeweight="0">
               <v:textbox inset="0,0,0,0">
                 <w:txbxContent>
                   <w:p>
@@ -6366,13 +6107,7 @@
                       <w:rPr>
                         <w:color w:val="000000"/>
                       </w:rPr>
-                      <w:t>1</w:t>
-                    </w:r>
-                    <w:r>
-                      <w:rPr>
-                        <w:color w:val="000000"/>
-                      </w:rPr>
-                      <w:t>0</w:t>
+                      <w:t>10</w:t>
                     </w:r>
                     <w:r>
                       <w:rPr>
@@ -6867,7 +6602,7 @@
         </mc:Choice>
         <mc:Fallback>
           <w:pict>
-            <v:rect w14:anchorId="6DFE41F9" id="Textbox 4" o:spid="_x0000_s1028" style="position:absolute;left:0;text-align:left;margin-left:291.6pt;margin-top:794.9pt;width:12.1pt;height:12pt;z-index:-251652096;visibility:visible;mso-wrap-style:square;mso-wrap-distance-left:0;mso-wrap-distance-top:0;mso-wrap-distance-right:0;mso-wrap-distance-bottom:0;mso-position-horizontal:absolute;mso-position-horizontal-relative:page;mso-position-vertical:absolute;mso-position-vertical-relative:page;v-text-anchor:top" o:gfxdata="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" o:allowincell="f" filled="f" stroked="f" strokeweight="0">
+            <v:rect w14:anchorId="6DFE41F9" id="Textbox 4" o:spid="_x0000_s1028" style="position:absolute;left:0;text-align:left;margin-left:291.6pt;margin-top:794.9pt;width:12.1pt;height:12pt;z-index:-251652096;visibility:visible;mso-wrap-style:square;mso-wrap-distance-left:0;mso-wrap-distance-top:0;mso-wrap-distance-right:0;mso-wrap-distance-bottom:0;mso-position-horizontal:absolute;mso-position-horizontal-relative:page;mso-position-vertical:absolute;mso-position-vertical-relative:page;v-text-anchor:top" o:gfxdata="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" o:allowincell="f" filled="f" stroked="f" strokeweight="0">
               <v:textbox inset="0,0,0,0">
                 <w:txbxContent>
                   <w:p>
@@ -7040,7 +6775,7 @@
         </mc:Choice>
         <mc:Fallback>
           <w:pict>
-            <v:rect w14:anchorId="06137C56" id="_x0000_s1029" style="position:absolute;left:0;text-align:left;margin-left:291.6pt;margin-top:794.9pt;width:12.1pt;height:12pt;z-index:-251640832;visibility:visible;mso-wrap-style:square;mso-wrap-distance-left:0;mso-wrap-distance-top:0;mso-wrap-distance-right:0;mso-wrap-distance-bottom:0;mso-position-horizontal:absolute;mso-position-horizontal-relative:page;mso-position-vertical:absolute;mso-position-vertical-relative:page;v-text-anchor:top" o:gfxdata="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" o:allowincell="f" filled="f" stroked="f" strokeweight="0">
+            <v:rect w14:anchorId="06137C56" id="_x0000_s1029" style="position:absolute;left:0;text-align:left;margin-left:291.6pt;margin-top:794.9pt;width:12.1pt;height:12pt;z-index:-251640832;visibility:visible;mso-wrap-style:square;mso-wrap-distance-left:0;mso-wrap-distance-top:0;mso-wrap-distance-right:0;mso-wrap-distance-bottom:0;mso-position-horizontal:absolute;mso-position-horizontal-relative:page;mso-position-vertical:absolute;mso-position-vertical-relative:page;v-text-anchor:top" o:gfxdata="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" o:allowincell="f" filled="f" stroked="f" strokeweight="0">
               <v:textbox inset="0,0,0,0">
                 <w:txbxContent>
                   <w:p>
@@ -7224,7 +6959,7 @@
         </mc:Choice>
         <mc:Fallback>
           <w:pict>
-            <v:rect w14:anchorId="69A4B4A1" id="Textbox 5" o:spid="_x0000_s1030" style="position:absolute;left:0;text-align:left;margin-left:291.6pt;margin-top:794.9pt;width:12.1pt;height:12pt;z-index:-251628544;visibility:visible;mso-wrap-style:square;mso-wrap-distance-left:0;mso-wrap-distance-top:0;mso-wrap-distance-right:0;mso-wrap-distance-bottom:0;mso-position-horizontal:absolute;mso-position-horizontal-relative:page;mso-position-vertical:absolute;mso-position-vertical-relative:page;v-text-anchor:top" o:gfxdata="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" o:allowincell="f" filled="f" stroked="f" strokeweight="0">
+            <v:rect w14:anchorId="69A4B4A1" id="Textbox 5" o:spid="_x0000_s1030" style="position:absolute;left:0;text-align:left;margin-left:291.6pt;margin-top:794.9pt;width:12.1pt;height:12pt;z-index:-251628544;visibility:visible;mso-wrap-style:square;mso-wrap-distance-left:0;mso-wrap-distance-top:0;mso-wrap-distance-right:0;mso-wrap-distance-bottom:0;mso-position-horizontal:absolute;mso-position-horizontal-relative:page;mso-position-vertical:absolute;mso-position-vertical-relative:page;v-text-anchor:top" o:gfxdata="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" o:allowincell="f" filled="f" stroked="f" strokeweight="0">
               <v:textbox inset="0,0,0,0">
                 <w:txbxContent>
                   <w:p>
@@ -7397,7 +7132,7 @@
         </mc:Choice>
         <mc:Fallback>
           <w:pict>
-            <v:rect w14:anchorId="4DE79685" id="_x0000_s1031" style="position:absolute;left:0;text-align:left;margin-left:291.6pt;margin-top:794.9pt;width:12.1pt;height:12pt;z-index:-251616256;visibility:visible;mso-wrap-style:square;mso-wrap-distance-left:0;mso-wrap-distance-top:0;mso-wrap-distance-right:0;mso-wrap-distance-bottom:0;mso-position-horizontal:absolute;mso-position-horizontal-relative:page;mso-position-vertical:absolute;mso-position-vertical-relative:page;v-text-anchor:top" o:gfxdata="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" o:allowincell="f" filled="f" stroked="f" strokeweight="0">
+            <v:rect w14:anchorId="4DE79685" id="_x0000_s1031" style="position:absolute;left:0;text-align:left;margin-left:291.6pt;margin-top:794.9pt;width:12.1pt;height:12pt;z-index:-251616256;visibility:visible;mso-wrap-style:square;mso-wrap-distance-left:0;mso-wrap-distance-top:0;mso-wrap-distance-right:0;mso-wrap-distance-bottom:0;mso-position-horizontal:absolute;mso-position-horizontal-relative:page;mso-position-vertical:absolute;mso-position-vertical-relative:page;v-text-anchor:top" o:gfxdata="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" o:allowincell="f" filled="f" stroked="f" strokeweight="0">
               <v:textbox inset="0,0,0,0">
                 <w:txbxContent>
                   <w:p>
@@ -8608,6 +8343,7 @@
   <w:style w:type="character" w:default="1" w:styleId="a0">
     <w:name w:val="Default Paragraph Font"/>
     <w:uiPriority w:val="1"/>
+    <w:semiHidden/>
     <w:unhideWhenUsed/>
   </w:style>
   <w:style w:type="table" w:default="1" w:styleId="a1">
